--- a/Quanta, Actually - SERIES/QED Course/chapters/Lesson 37 Anticommutation Relations.docx
+++ b/Quanta, Actually - SERIES/QED Course/chapters/Lesson 37 Anticommutation Relations.docx
@@ -17,7 +17,7 @@
         <w:jc w:val="center"/>
       </w:pPr>
       <w:r>
-        <w:t>Lesson 37 of the Complete Quantum Electrodynamics Course</w:t>
+        <w:t>Lesson 37 of Quantum, Actually, Volume 2: A QED Course</w:t>
       </w:r>
     </w:p>
     <w:p>
@@ -108,7 +108,16 @@
         <w:pStyle w:val="ListBullet"/>
       </w:pPr>
       <w:r>
-        <w:t>Derive the field anticommutator {ψ(x), ψ̄(y)} = (i∂̸_x + m)[D(x − y) − D(y − x)] from the mode expansion and the spinor completeness relation.</w:t>
+        <w:t>Derive the field anticommutator {ψ(x), ψ̄(y)} = (i∂̸</w:t>
+      </w:r>
+      <w:r>
+        <w:rPr>
+          <w:vertAlign w:val="subscript"/>
+        </w:rPr>
+        <w:t>x</w:t>
+      </w:r>
+      <w:r>
+        <w:t xml:space="preserve"> + m)[D(x − y) − D(y − x)] from the mode expansion and the spinor completeness relation.</w:t>
       </w:r>
     </w:p>
     <w:p>
@@ -140,7 +149,16 @@
         <w:pStyle w:val="ListBullet"/>
       </w:pPr>
       <w:r>
-        <w:t>Define the contraction S(x − y) = ⟨0|ψ(x)ψ̄(y)|0⟩ = (i∂̸_x + m)D(x − y) and show it solves the free Dirac equation.</w:t>
+        <w:t>Define the contraction S(x − y) = ⟨0|ψ(x)ψ̄(y)|0⟩ = (i∂̸</w:t>
+      </w:r>
+      <w:r>
+        <w:rPr>
+          <w:vertAlign w:val="subscript"/>
+        </w:rPr>
+        <w:t>x</w:t>
+      </w:r>
+      <w:r>
+        <w:t xml:space="preserve"> + m)D(x − y) and show it solves the free Dirac equation.</w:t>
       </w:r>
     </w:p>
     <w:p>
@@ -331,7 +349,25 @@
           </w:tcPr>
           <w:p>
             <w:r>
-              <w:t>∫d³p/((2π)³2E_p) e^(−ip·(x−y)), the scalar function of Lessons 32 and 33</w:t>
+              <w:t>∫d³p/((2π)³2E</w:t>
+            </w:r>
+            <w:r>
+              <w:rPr>
+                <w:vertAlign w:val="subscript"/>
+              </w:rPr>
+              <w:t>p</w:t>
+            </w:r>
+            <w:r>
+              <w:t>) e</w:t>
+            </w:r>
+            <w:r>
+              <w:rPr>
+                <w:vertAlign w:val="superscript"/>
+              </w:rPr>
+              <w:t>−ip·(x−y)</w:t>
+            </w:r>
+            <w:r>
+              <w:t>, the scalar function of Lessons 32 and 33</w:t>
             </w:r>
           </w:p>
         </w:tc>
@@ -369,7 +405,16 @@
           </w:tcPr>
           <w:p>
             <w:r>
-              <w:t>(i∂̸_x + m)D(x − y) = ⟨0|ψ(x)ψ̄(y)|0⟩, the electron contraction</w:t>
+              <w:t>(i∂̸</w:t>
+            </w:r>
+            <w:r>
+              <w:rPr>
+                <w:vertAlign w:val="subscript"/>
+              </w:rPr>
+              <w:t>x</w:t>
+            </w:r>
+            <w:r>
+              <w:t xml:space="preserve"> + m)D(x − y) = ⟨0|ψ(x)ψ̄(y)|0⟩, the electron contraction</w:t>
             </w:r>
           </w:p>
         </w:tc>
@@ -462,7 +507,25 @@
           </w:tcPr>
           <w:p>
             <w:r>
-              <w:t>|n_1, n_2, …⟩</w:t>
+              <w:t>|n</w:t>
+            </w:r>
+            <w:r>
+              <w:rPr>
+                <w:vertAlign w:val="subscript"/>
+              </w:rPr>
+              <w:t>1</w:t>
+            </w:r>
+            <w:r>
+              <w:t>, n</w:t>
+            </w:r>
+            <w:r>
+              <w:rPr>
+                <w:vertAlign w:val="subscript"/>
+              </w:rPr>
+              <w:t>2</w:t>
+            </w:r>
+            <w:r>
+              <w:t>, …⟩</w:t>
             </w:r>
           </w:p>
         </w:tc>
@@ -541,7 +604,34 @@
     </w:p>
     <w:p>
       <w:r>
-        <w:t>Lesson 26, Section 5.3, found that the Lagrangian ℒ = iψ†ψ̇ + iψ̄γⁱ∂ᵢψ − mψ̄ψ gives π_ψ = ∂ℒ/∂ψ̇ = iψ† and no term at all involving ψ̇†, so there is no independent momentum conjugate to ψ†. Compare the real scalar field, whose Lagrangian is quadratic in φ̇ and gives an honest momentum π = φ̇, unconstrained. For the Dirac field, the relation π_ψ = iψ† is itself a constraint linking the coordinate ψ† to the momentum π_ψ, in the sense of Lesson 6, Section 1.1, where a Legendre transformation that cannot be inverted for a velocity signals this kind of dependency.</w:t>
+        <w:t>Lesson 26, Section 5.3, found that the Lagrangian ℒ = iψ†ψ̇ + iψ̄γⁱ∂ᵢψ − mψ̄ψ gives π</w:t>
+      </w:r>
+      <w:r>
+        <w:rPr>
+          <w:vertAlign w:val="subscript"/>
+        </w:rPr>
+        <w:t>ψ</w:t>
+      </w:r>
+      <w:r>
+        <w:t xml:space="preserve"> = ∂ℒ/∂ψ̇ = iψ† and no term at all involving ψ̇†, so there is no independent momentum conjugate to ψ†. Compare the real scalar field, whose Lagrangian is quadratic in φ̇ and gives an honest momentum π = φ̇, unconstrained. For the Dirac field, the relation π</w:t>
+      </w:r>
+      <w:r>
+        <w:rPr>
+          <w:vertAlign w:val="subscript"/>
+        </w:rPr>
+        <w:t>ψ</w:t>
+      </w:r>
+      <w:r>
+        <w:t xml:space="preserve"> = iψ† is itself a constraint linking the coordinate ψ† to the momentum π</w:t>
+      </w:r>
+      <w:r>
+        <w:rPr>
+          <w:vertAlign w:val="subscript"/>
+        </w:rPr>
+        <w:t>ψ</w:t>
+      </w:r>
+      <w:r>
+        <w:t>, in the sense of Lesson 6, Section 1.1, where a Legendre transformation that cannot be inverted for a velocity signals this kind of dependency.</w:t>
       </w:r>
     </w:p>
     <w:p>
@@ -575,7 +665,61 @@
     </w:p>
     <w:p>
       <w:r>
-        <w:t>Insert the mode expansion of Lesson 36, Section 3.3, into {ψ_a(x), ψ̄_b(y)}, keeping only the terms that survive: {b_p, b_k†} from the b-b† pairing and {d_p†, d_k} from the d-d† pairing, since every other pairing vanishes by Lesson 36, Section 4.1.</w:t>
+        <w:t>Insert the mode expansion of Lesson 36, Section 3.3, into {ψ</w:t>
+      </w:r>
+      <w:r>
+        <w:rPr>
+          <w:vertAlign w:val="subscript"/>
+        </w:rPr>
+        <w:t>a</w:t>
+      </w:r>
+      <w:r>
+        <w:t>(x), ψ̄</w:t>
+      </w:r>
+      <w:r>
+        <w:rPr>
+          <w:vertAlign w:val="subscript"/>
+        </w:rPr>
+        <w:t>b</w:t>
+      </w:r>
+      <w:r>
+        <w:t>(y)}, keeping only the terms that survive: {b</w:t>
+      </w:r>
+      <w:r>
+        <w:rPr>
+          <w:vertAlign w:val="subscript"/>
+        </w:rPr>
+        <w:t>p</w:t>
+      </w:r>
+      <w:r>
+        <w:t>, b</w:t>
+      </w:r>
+      <w:r>
+        <w:rPr>
+          <w:vertAlign w:val="subscript"/>
+        </w:rPr>
+        <w:t>k†</w:t>
+      </w:r>
+      <w:r>
+        <w:t>} from the b-b† pairing and {d</w:t>
+      </w:r>
+      <w:r>
+        <w:rPr>
+          <w:vertAlign w:val="subscript"/>
+        </w:rPr>
+        <w:t>p†</w:t>
+      </w:r>
+      <w:r>
+        <w:t>, d</w:t>
+      </w:r>
+      <w:r>
+        <w:rPr>
+          <w:vertAlign w:val="subscript"/>
+        </w:rPr>
+        <w:t>k</w:t>
+      </w:r>
+      <w:r>
+        <w:t>} from the d-d† pairing, since every other pairing vanishes by Lesson 36, Section 4.1.</w:t>
       </w:r>
     </w:p>
     <w:p>
@@ -927,7 +1071,61 @@
     </w:p>
     <w:p>
       <w:r>
-        <w:t>Using Σ_s u_s(p)ū_s(p) = p̸ + m and Σ_s v_s(p)v̄_s(p) = p̸ − m (Lesson 22, Section 6.1),</w:t>
+        <w:t>Using Σ</w:t>
+      </w:r>
+      <w:r>
+        <w:rPr>
+          <w:vertAlign w:val="subscript"/>
+        </w:rPr>
+        <w:t>s</w:t>
+      </w:r>
+      <w:r>
+        <w:t xml:space="preserve"> u</w:t>
+      </w:r>
+      <w:r>
+        <w:rPr>
+          <w:vertAlign w:val="subscript"/>
+        </w:rPr>
+        <w:t>s</w:t>
+      </w:r>
+      <w:r>
+        <w:t>(p)ū</w:t>
+      </w:r>
+      <w:r>
+        <w:rPr>
+          <w:vertAlign w:val="subscript"/>
+        </w:rPr>
+        <w:t>s</w:t>
+      </w:r>
+      <w:r>
+        <w:t>(p) = p̸ + m and Σ</w:t>
+      </w:r>
+      <w:r>
+        <w:rPr>
+          <w:vertAlign w:val="subscript"/>
+        </w:rPr>
+        <w:t>s</w:t>
+      </w:r>
+      <w:r>
+        <w:t xml:space="preserve"> v</w:t>
+      </w:r>
+      <w:r>
+        <w:rPr>
+          <w:vertAlign w:val="subscript"/>
+        </w:rPr>
+        <w:t>s</w:t>
+      </w:r>
+      <w:r>
+        <w:t>(p)v̄</w:t>
+      </w:r>
+      <w:r>
+        <w:rPr>
+          <w:vertAlign w:val="subscript"/>
+        </w:rPr>
+        <w:t>s</w:t>
+      </w:r>
+      <w:r>
+        <w:t>(p) = p̸ − m (Lesson 22, Section 6.1),</w:t>
       </w:r>
     </w:p>
     <w:p>
@@ -1158,7 +1356,115 @@
     </w:p>
     <w:p>
       <w:r>
-        <w:t>Acting with i∂̸_x on a plane wave brings down a factor of p̸ or −p̸ (Lesson 4, Section 6.2, extended to a slashed derivative): (i∂̸_x + m)e^(∓ip·(x−y)) = (±p̸ + m)e^(∓ip·(x−y)). The first term of the integrand is exactly (i∂̸_x + m)e^(−ip·(x−y)), and the second is −(i∂̸_x + m)e^(+ip·(x−y)), since (i∂̸_x + m)e^(+ip·(x−y)) = (−p̸ + m)e^(+ip·(x−y)) = −(p̸ − m)e^(+ip·(x−y)). So</w:t>
+        <w:t>Acting with i∂̸</w:t>
+      </w:r>
+      <w:r>
+        <w:rPr>
+          <w:vertAlign w:val="subscript"/>
+        </w:rPr>
+        <w:t>x</w:t>
+      </w:r>
+      <w:r>
+        <w:t xml:space="preserve"> on a plane wave brings down a factor of p̸ or −p̸ (Lesson 4, Section 6.2, extended to a slashed derivative): (i∂̸</w:t>
+      </w:r>
+      <w:r>
+        <w:rPr>
+          <w:vertAlign w:val="subscript"/>
+        </w:rPr>
+        <w:t>x</w:t>
+      </w:r>
+      <w:r>
+        <w:t xml:space="preserve"> + m)e</w:t>
+      </w:r>
+      <w:r>
+        <w:rPr>
+          <w:vertAlign w:val="superscript"/>
+        </w:rPr>
+        <w:t>∓ip·(x−y)</w:t>
+      </w:r>
+      <w:r>
+        <w:t xml:space="preserve"> = (±p̸ + m)e</w:t>
+      </w:r>
+      <w:r>
+        <w:rPr>
+          <w:vertAlign w:val="superscript"/>
+        </w:rPr>
+        <w:t>∓ip·(x−y)</w:t>
+      </w:r>
+      <w:r>
+        <w:t>. The first term of the integrand is exactly (i∂̸</w:t>
+      </w:r>
+      <w:r>
+        <w:rPr>
+          <w:vertAlign w:val="subscript"/>
+        </w:rPr>
+        <w:t>x</w:t>
+      </w:r>
+      <w:r>
+        <w:t xml:space="preserve"> + m)e</w:t>
+      </w:r>
+      <w:r>
+        <w:rPr>
+          <w:vertAlign w:val="superscript"/>
+        </w:rPr>
+        <w:t>−ip·(x−y)</w:t>
+      </w:r>
+      <w:r>
+        <w:t>, and the second is −(i∂̸</w:t>
+      </w:r>
+      <w:r>
+        <w:rPr>
+          <w:vertAlign w:val="subscript"/>
+        </w:rPr>
+        <w:t>x</w:t>
+      </w:r>
+      <w:r>
+        <w:t xml:space="preserve"> + m)e</w:t>
+      </w:r>
+      <w:r>
+        <w:rPr>
+          <w:vertAlign w:val="superscript"/>
+        </w:rPr>
+        <w:t>+ip·(x−y)</w:t>
+      </w:r>
+      <w:r>
+        <w:t>, since (i∂̸</w:t>
+      </w:r>
+      <w:r>
+        <w:rPr>
+          <w:vertAlign w:val="subscript"/>
+        </w:rPr>
+        <w:t>x</w:t>
+      </w:r>
+      <w:r>
+        <w:t xml:space="preserve"> + m)e</w:t>
+      </w:r>
+      <w:r>
+        <w:rPr>
+          <w:vertAlign w:val="superscript"/>
+        </w:rPr>
+        <w:t>+ip·(x−y)</w:t>
+      </w:r>
+      <w:r>
+        <w:t xml:space="preserve"> = (−p̸ + m)e</w:t>
+      </w:r>
+      <w:r>
+        <w:rPr>
+          <w:vertAlign w:val="superscript"/>
+        </w:rPr>
+        <w:t>+ip·(x−y)</w:t>
+      </w:r>
+      <w:r>
+        <w:t xml:space="preserve"> = −(p̸ − m)e</w:t>
+      </w:r>
+      <w:r>
+        <w:rPr>
+          <w:vertAlign w:val="superscript"/>
+        </w:rPr>
+        <w:t>+ip·(x−y)</w:t>
+      </w:r>
+      <w:r>
+        <w:t>. So</w:t>
       </w:r>
     </w:p>
     <w:p>
@@ -1288,7 +1594,16 @@
     </w:p>
     <w:p>
       <w:r>
-        <w:t>with D the function of Lessons 32 and 32. This is the fermionic analogue of Lesson 33, Section 7.1's [φ(x), φ(y)] = D(x − y) − D(y − x): the same odd combination of D appears, now multiplied by the differential operator i∂̸_x + m rather than left bare.</w:t>
+        <w:t>with D the function of Lessons 32 and 32. This is the fermionic analogue of Lesson 33, Section 7.1's [φ(x), φ(y)] = D(x − y) − D(y − x): the same odd combination of D appears, now multiplied by the differential operator i∂̸</w:t>
+      </w:r>
+      <w:r>
+        <w:rPr>
+          <w:vertAlign w:val="subscript"/>
+        </w:rPr>
+        <w:t>x</w:t>
+      </w:r>
+      <w:r>
+        <w:t xml:space="preserve"> + m rather than left bare.</w:t>
       </w:r>
     </w:p>
     <w:p>
@@ -1302,7 +1617,43 @@
     </w:p>
     <w:p>
       <w:r>
-        <w:t>State why the cross terms {b_p, d_k} and {d_p†, b_k†} do not appear in the calculation above. Both vanish identically by the postulated anticommutation relations of Lesson 36, Section 4.1: operators of different species anticommute to zero, {b, d} = {b, d†} = 0 and likewise for their adjoints, exactly as different bosonic species commute to zero for the complex scalar field (Lesson 33, Section 8). No further calculation is needed; the vanishing is part of the definition of independent particle species.</w:t>
+        <w:t>State why the cross terms {b</w:t>
+      </w:r>
+      <w:r>
+        <w:rPr>
+          <w:vertAlign w:val="subscript"/>
+        </w:rPr>
+        <w:t>p</w:t>
+      </w:r>
+      <w:r>
+        <w:t>, d</w:t>
+      </w:r>
+      <w:r>
+        <w:rPr>
+          <w:vertAlign w:val="subscript"/>
+        </w:rPr>
+        <w:t>k</w:t>
+      </w:r>
+      <w:r>
+        <w:t>} and {d</w:t>
+      </w:r>
+      <w:r>
+        <w:rPr>
+          <w:vertAlign w:val="subscript"/>
+        </w:rPr>
+        <w:t>p†</w:t>
+      </w:r>
+      <w:r>
+        <w:t>, b</w:t>
+      </w:r>
+      <w:r>
+        <w:rPr>
+          <w:vertAlign w:val="subscript"/>
+        </w:rPr>
+        <w:t>k†</w:t>
+      </w:r>
+      <w:r>
+        <w:t>} do not appear in the calculation above. Both vanish identically by the postulated anticommutation relations of Lesson 36, Section 4.1: operators of different species anticommute to zero, {b, d} = {b, d†} = 0 and likewise for their adjoints, exactly as different bosonic species commute to zero for the complex scalar field (Lesson 33, Section 8). No further calculation is needed; the vanishing is part of the definition of independent particle species.</w:t>
       </w:r>
     </w:p>
     <w:p>
@@ -1405,7 +1756,16 @@
     </w:p>
     <w:p>
       <w:r>
-        <w:t>A differential operator such as i∂̸_x + m, applied to a function that vanishes identically throughout an open region, gives a function that still vanishes throughout that region: the operator differentiates the zero function into more zero, not into something nonzero at isolated points (Exercise 4 makes this explicit). So the vanishing of D(x − y) − D(y − x) at every spacelike point is enough to guarantee the vanishing of {ψ(x), ψ̄(y)} at every spacelike point.</w:t>
+        <w:t>A differential operator such as i∂̸</w:t>
+      </w:r>
+      <w:r>
+        <w:rPr>
+          <w:vertAlign w:val="subscript"/>
+        </w:rPr>
+        <w:t>x</w:t>
+      </w:r>
+      <w:r>
+        <w:t xml:space="preserve"> + m, applied to a function that vanishes identically throughout an open region, gives a function that still vanishes throughout that region: the operator differentiates the zero function into more zero, not into something nonzero at isolated points (Exercise 4 makes this explicit). So the vanishing of D(x − y) − D(y − x) at every spacelike point is enough to guarantee the vanishing of {ψ(x), ψ̄(y)} at every spacelike point.</w:t>
       </w:r>
     </w:p>
     <w:p>
@@ -2006,7 +2366,25 @@
     </w:p>
     <w:p>
       <w:r>
-        <w:t>with the creation operators applied in the fixed order of the labeling. Because {c_i†, c_j†} = 0 for i ≠ j, the state for any other ordering of the same operators differs from this one only by a sign, the sign of the permutation needed to restore the fixed order (Lesson 1, Section 4.3, on determinants under row exchange, is the same fact). The state is therefore well defined once the ordering convention is fixed, and it is exactly the exclusion principle of Lesson 17 restated as an ordered list of one-particle labels.</w:t>
+        <w:t>with the creation operators applied in the fixed order of the labeling. Because {c</w:t>
+      </w:r>
+      <w:r>
+        <w:rPr>
+          <w:vertAlign w:val="subscript"/>
+        </w:rPr>
+        <w:t>i†</w:t>
+      </w:r>
+      <w:r>
+        <w:t>, c</w:t>
+      </w:r>
+      <w:r>
+        <w:rPr>
+          <w:vertAlign w:val="subscript"/>
+        </w:rPr>
+        <w:t>j†</w:t>
+      </w:r>
+      <w:r>
+        <w:t>} = 0 for i ≠ j, the state for any other ordering of the same operators differs from this one only by a sign, the sign of the permutation needed to restore the fixed order (Lesson 1, Section 4.3, on determinants under row exchange, is the same fact). The state is therefore well defined once the ordering convention is fixed, and it is exactly the exclusion principle of Lesson 17 restated as an ordered list of one-particle labels.</w:t>
       </w:r>
     </w:p>
     <w:p>
@@ -2019,7 +2397,52 @@
     </w:p>
     <w:p>
       <w:r>
-        <w:t>Acting with c_k† or c_k on |n_1, n_2, …⟩ requires anticommuting the operator past every c_i† already present with i &lt; k before it reaches its own slot.</w:t>
+        <w:t>Acting with c</w:t>
+      </w:r>
+      <w:r>
+        <w:rPr>
+          <w:vertAlign w:val="subscript"/>
+        </w:rPr>
+        <w:t>k†</w:t>
+      </w:r>
+      <w:r>
+        <w:t xml:space="preserve"> or c</w:t>
+      </w:r>
+      <w:r>
+        <w:rPr>
+          <w:vertAlign w:val="subscript"/>
+        </w:rPr>
+        <w:t>k</w:t>
+      </w:r>
+      <w:r>
+        <w:t xml:space="preserve"> on |n</w:t>
+      </w:r>
+      <w:r>
+        <w:rPr>
+          <w:vertAlign w:val="subscript"/>
+        </w:rPr>
+        <w:t>1</w:t>
+      </w:r>
+      <w:r>
+        <w:t>, n</w:t>
+      </w:r>
+      <w:r>
+        <w:rPr>
+          <w:vertAlign w:val="subscript"/>
+        </w:rPr>
+        <w:t>2</w:t>
+      </w:r>
+      <w:r>
+        <w:t>, …⟩ requires anticommuting the operator past every c</w:t>
+      </w:r>
+      <w:r>
+        <w:rPr>
+          <w:vertAlign w:val="subscript"/>
+        </w:rPr>
+        <w:t>i†</w:t>
+      </w:r>
+      <w:r>
+        <w:t xml:space="preserve"> already present with i &lt; k before it reaches its own slot.</w:t>
       </w:r>
     </w:p>
     <w:p>
@@ -2345,7 +2768,34 @@
     </w:p>
     <w:p>
       <w:r>
-        <w:t>The factor (1 − n_k) or n_k enforces the exclusion principle directly: creation fails if the mode is already occupied, and annihilation fails if it is empty. The sign (−1)^(Σ_(i&lt;k)n_i) counts the number of occupied modes that come before mode k in the fixed ordering, and it is this sign, not present for bosons, that Lesson 35's forward reference to "the ordering signs of fermionic operators" points to.</w:t>
+        <w:t>The factor (1 − n</w:t>
+      </w:r>
+      <w:r>
+        <w:rPr>
+          <w:vertAlign w:val="subscript"/>
+        </w:rPr>
+        <w:t>k</w:t>
+      </w:r>
+      <w:r>
+        <w:t>) or n</w:t>
+      </w:r>
+      <w:r>
+        <w:rPr>
+          <w:vertAlign w:val="subscript"/>
+        </w:rPr>
+        <w:t>k</w:t>
+      </w:r>
+      <w:r>
+        <w:t xml:space="preserve"> enforces the exclusion principle directly: creation fails if the mode is already occupied, and annihilation fails if it is empty. The sign (−1)</w:t>
+      </w:r>
+      <w:r>
+        <w:rPr>
+          <w:vertAlign w:val="superscript"/>
+        </w:rPr>
+        <w:t>Σ_(i&lt;k)nᵢ</w:t>
+      </w:r>
+      <w:r>
+        <w:t xml:space="preserve"> counts the number of occupied modes that come before mode k in the fixed ordering, and it is this sign, not present for bosons, that Lesson 35's forward reference to "the ordering signs of fermionic operators" points to.</w:t>
       </w:r>
     </w:p>
     <w:p>
@@ -2359,7 +2809,151 @@
     </w:p>
     <w:p>
       <w:r>
-        <w:t>Compute c_2†c_1†|0⟩ using the sign rule and compare with direct anticommutation. Applying the operators from the right, c_1†|0⟩ = |1, 0, …⟩ (using the rule with n_1 = 0 and no modes before mode 1, so the sign is +1). Then c_2†|1, 0, …⟩: mode 2 is empty (n_2 = 0) and one mode before it (mode 1) is occupied, so the sign is (−1)¹ = −1, giving c_2†c_1†|0⟩ = −|1, 1, 0, …⟩. Direct anticommutation gives the same conclusion: c_2†c_1†|0⟩ = −c_1†c_2†|0⟩, and defining |1, 1, 0, …⟩ := c_1†c_2†|0⟩ (creation operators applied in label order, the convention of Section 4.1) makes c_2†c_1†|0⟩ = −|1, 1, 0, …⟩ automatic.</w:t>
+        <w:t>Compute c</w:t>
+      </w:r>
+      <w:r>
+        <w:rPr>
+          <w:vertAlign w:val="subscript"/>
+        </w:rPr>
+        <w:t>2†</w:t>
+      </w:r>
+      <w:r>
+        <w:t>c</w:t>
+      </w:r>
+      <w:r>
+        <w:rPr>
+          <w:vertAlign w:val="subscript"/>
+        </w:rPr>
+        <w:t>1†</w:t>
+      </w:r>
+      <w:r>
+        <w:t>|0⟩ using the sign rule and compare with direct anticommutation. Applying the operators from the right, c</w:t>
+      </w:r>
+      <w:r>
+        <w:rPr>
+          <w:vertAlign w:val="subscript"/>
+        </w:rPr>
+        <w:t>1†</w:t>
+      </w:r>
+      <w:r>
+        <w:t>|0⟩ = |1, 0, …⟩ (using the rule with n</w:t>
+      </w:r>
+      <w:r>
+        <w:rPr>
+          <w:vertAlign w:val="subscript"/>
+        </w:rPr>
+        <w:t>1</w:t>
+      </w:r>
+      <w:r>
+        <w:t xml:space="preserve"> = 0 and no modes before mode 1, so the sign is +1). Then c</w:t>
+      </w:r>
+      <w:r>
+        <w:rPr>
+          <w:vertAlign w:val="subscript"/>
+        </w:rPr>
+        <w:t>2†</w:t>
+      </w:r>
+      <w:r>
+        <w:t>|1, 0, …⟩: mode 2 is empty (n</w:t>
+      </w:r>
+      <w:r>
+        <w:rPr>
+          <w:vertAlign w:val="subscript"/>
+        </w:rPr>
+        <w:t>2</w:t>
+      </w:r>
+      <w:r>
+        <w:t xml:space="preserve"> = 0) and one mode before it (mode 1) is occupied, so the sign is (−1)¹ = −1, giving c</w:t>
+      </w:r>
+      <w:r>
+        <w:rPr>
+          <w:vertAlign w:val="subscript"/>
+        </w:rPr>
+        <w:t>2†</w:t>
+      </w:r>
+      <w:r>
+        <w:t>c</w:t>
+      </w:r>
+      <w:r>
+        <w:rPr>
+          <w:vertAlign w:val="subscript"/>
+        </w:rPr>
+        <w:t>1†</w:t>
+      </w:r>
+      <w:r>
+        <w:t>|0⟩ = −|1, 1, 0, …⟩. Direct anticommutation gives the same conclusion: c</w:t>
+      </w:r>
+      <w:r>
+        <w:rPr>
+          <w:vertAlign w:val="subscript"/>
+        </w:rPr>
+        <w:t>2†</w:t>
+      </w:r>
+      <w:r>
+        <w:t>c</w:t>
+      </w:r>
+      <w:r>
+        <w:rPr>
+          <w:vertAlign w:val="subscript"/>
+        </w:rPr>
+        <w:t>1†</w:t>
+      </w:r>
+      <w:r>
+        <w:t>|0⟩ = −c</w:t>
+      </w:r>
+      <w:r>
+        <w:rPr>
+          <w:vertAlign w:val="subscript"/>
+        </w:rPr>
+        <w:t>1†</w:t>
+      </w:r>
+      <w:r>
+        <w:t>c</w:t>
+      </w:r>
+      <w:r>
+        <w:rPr>
+          <w:vertAlign w:val="subscript"/>
+        </w:rPr>
+        <w:t>2†</w:t>
+      </w:r>
+      <w:r>
+        <w:t>|0⟩, and defining |1, 1, 0, …⟩ := c</w:t>
+      </w:r>
+      <w:r>
+        <w:rPr>
+          <w:vertAlign w:val="subscript"/>
+        </w:rPr>
+        <w:t>1†</w:t>
+      </w:r>
+      <w:r>
+        <w:t>c</w:t>
+      </w:r>
+      <w:r>
+        <w:rPr>
+          <w:vertAlign w:val="subscript"/>
+        </w:rPr>
+        <w:t>2†</w:t>
+      </w:r>
+      <w:r>
+        <w:t>|0⟩ (creation operators applied in label order, the convention of Section 4.1) makes c</w:t>
+      </w:r>
+      <w:r>
+        <w:rPr>
+          <w:vertAlign w:val="subscript"/>
+        </w:rPr>
+        <w:t>2†</w:t>
+      </w:r>
+      <w:r>
+        <w:t>c</w:t>
+      </w:r>
+      <w:r>
+        <w:rPr>
+          <w:vertAlign w:val="subscript"/>
+        </w:rPr>
+        <w:t>1†</w:t>
+      </w:r>
+      <w:r>
+        <w:t>|0⟩ = −|1, 1, 0, …⟩ automatic.</w:t>
       </w:r>
     </w:p>
     <w:p>
@@ -2656,7 +3250,70 @@
     </w:p>
     <w:p>
       <w:r>
-        <w:t>Show that S(x − y) solves the free Dirac equation in x. Since D satisfies the Klein–Gordon equation, (□ + m²)D = 0 (Lesson 32, Section 3.1, and Lesson 18), and since (i∂̸_x − m)(i∂̸_x + m) = −(∂̸_x∂̸_x) − m² = −□ − m² (using ∂̸∂̸ = □, the identity of Lesson 21, Section 1.1, applied to derivatives rather than gamma matrices, or directly Lesson 20, Section 4.1's calculation), it follows that (i∂̸_x − m)S(x − y) = (i∂̸_x − m)(i∂̸_x + m)D(x − y) = −(□ + m²)D(x − y) = 0. The contraction S(x − y), a purely classical-looking object built from vacuum expectation values, satisfies the same equation as the field it came from, as the plane-wave solutions of Lesson 20 do individually.</w:t>
+        <w:t>Show that S(x − y) solves the free Dirac equation in x. Since D satisfies the Klein–Gordon equation, (□ + m²)D = 0 (Lesson 32, Section 3.1, and Lesson 18), and since (i∂̸</w:t>
+      </w:r>
+      <w:r>
+        <w:rPr>
+          <w:vertAlign w:val="subscript"/>
+        </w:rPr>
+        <w:t>x</w:t>
+      </w:r>
+      <w:r>
+        <w:t xml:space="preserve"> − m)(i∂̸</w:t>
+      </w:r>
+      <w:r>
+        <w:rPr>
+          <w:vertAlign w:val="subscript"/>
+        </w:rPr>
+        <w:t>x</w:t>
+      </w:r>
+      <w:r>
+        <w:t xml:space="preserve"> + m) = −(∂̸</w:t>
+      </w:r>
+      <w:r>
+        <w:rPr>
+          <w:vertAlign w:val="subscript"/>
+        </w:rPr>
+        <w:t>x</w:t>
+      </w:r>
+      <w:r>
+        <w:t>∂̸</w:t>
+      </w:r>
+      <w:r>
+        <w:rPr>
+          <w:vertAlign w:val="subscript"/>
+        </w:rPr>
+        <w:t>x</w:t>
+      </w:r>
+      <w:r>
+        <w:t>) − m² = −□ − m² (using ∂̸∂̸ = □, the identity of Lesson 21, Section 1.1, applied to derivatives rather than gamma matrices, or directly Lesson 20, Section 4.1's calculation), it follows that (i∂̸</w:t>
+      </w:r>
+      <w:r>
+        <w:rPr>
+          <w:vertAlign w:val="subscript"/>
+        </w:rPr>
+        <w:t>x</w:t>
+      </w:r>
+      <w:r>
+        <w:t xml:space="preserve"> − m)S(x − y) = (i∂̸</w:t>
+      </w:r>
+      <w:r>
+        <w:rPr>
+          <w:vertAlign w:val="subscript"/>
+        </w:rPr>
+        <w:t>x</w:t>
+      </w:r>
+      <w:r>
+        <w:t xml:space="preserve"> − m)(i∂̸</w:t>
+      </w:r>
+      <w:r>
+        <w:rPr>
+          <w:vertAlign w:val="subscript"/>
+        </w:rPr>
+        <w:t>x</w:t>
+      </w:r>
+      <w:r>
+        <w:t xml:space="preserve"> + m)D(x − y) = −(□ + m²)D(x − y) = 0. The contraction S(x − y), a purely classical-looking object built from vacuum expectation values, satisfies the same equation as the field it came from, as the plane-wave solutions of Lesson 20 do individually.</w:t>
       </w:r>
     </w:p>
     <w:p>
@@ -2669,7 +3326,16 @@
     </w:p>
     <w:p>
       <w:r>
-        <w:t>By the same method, ⟨0|ψ̄(y)ψ(x)|0⟩ picks out the d-d† pairing, since only the d-carrying part of ψ(x) survives against ⟨0| on the left and only the d†-carrying part of ψ̄(y) survives against |0⟩ on the right; the result is the piece of Section 2.1's calculation proportional to e^(+ip·(x−y)).</w:t>
+        <w:t>By the same method, ⟨0|ψ̄(y)ψ(x)|0⟩ picks out the d-d† pairing, since only the d-carrying part of ψ(x) survives against ⟨0| on the left and only the d†-carrying part of ψ̄(y) survives against |0⟩ on the right; the result is the piece of Section 2.1's calculation proportional to e</w:t>
+      </w:r>
+      <w:r>
+        <w:rPr>
+          <w:vertAlign w:val="superscript"/>
+        </w:rPr>
+        <w:t>+ip·(x−y)</w:t>
+      </w:r>
+      <w:r>
+        <w:t>.</w:t>
       </w:r>
     </w:p>
     <w:p>
@@ -2910,7 +3576,16 @@
     </w:p>
     <w:p>
       <w:r>
-        <w:t>Adding the two orderings of Sections 5.1 and 5.2 reproduces the field anticommutator of Section 2.1 exactly, since the normal-ordered pieces cancel: ψ(x)ψ̄(y) + ψ̄(y)ψ(x) = S(x − y) − (i∂̸_x + m)D(y − x) = {ψ(x), ψ̄(y)}, confirming the two calculations are consistent (Exercise 9).</w:t>
+        <w:t>Adding the two orderings of Sections 5.1 and 5.2 reproduces the field anticommutator of Section 2.1 exactly, since the normal-ordered pieces cancel: ψ(x)ψ̄(y) + ψ̄(y)ψ(x) = S(x − y) − (i∂̸</w:t>
+      </w:r>
+      <w:r>
+        <w:rPr>
+          <w:vertAlign w:val="subscript"/>
+        </w:rPr>
+        <w:t>x</w:t>
+      </w:r>
+      <w:r>
+        <w:t xml:space="preserve"> + m)D(y − x) = {ψ(x), ψ̄(y)}, confirming the two calculations are consistent (Exercise 9).</w:t>
       </w:r>
     </w:p>
     <w:p>
@@ -3643,7 +4318,16 @@
     </w:p>
     <w:p>
       <w:r>
-        <w:t>Writing ⟨0|ψ₃ψ̄₄|0⟩ = S(x₃ − x₄) (Section 5.1) and ⟨0|ψ̄₂ψ₃|0⟩ = −(i∂̸_(x₃) + m)D(x₂ − x₃) (Section 5.2, applied with x → x₃, y → x₂), the result is a sum of two terms, each a product of two contractions, with an explicit relative minus sign between them.</w:t>
+        <w:t>Writing ⟨0|ψ₃ψ̄₄|0⟩ = S(x₃ − x₄) (Section 5.1) and ⟨0|ψ̄₂ψ₃|0⟩ = −(i∂̸</w:t>
+      </w:r>
+      <w:r>
+        <w:rPr>
+          <w:vertAlign w:val="subscript"/>
+        </w:rPr>
+        <w:t>x₃</w:t>
+      </w:r>
+      <w:r>
+        <w:t xml:space="preserve"> + m)D(x₂ − x₃) (Section 5.2, applied with x → x₃, y → x₂), the result is a sum of two terms, each a product of two contractions, with an explicit relative minus sign between them.</w:t>
       </w:r>
     </w:p>
     <w:p>
@@ -3884,7 +4568,16 @@
     </w:p>
     <w:p>
       <w:r>
-        <w:t>The pattern of Section 6.1 generalizes: the vacuum expectation value of a product of free fermion fields is a sum over all complete pairings, as for bosons, but each term carries a sign (−1)^P, where P is the number of transpositions of fermionic operators needed to bring the paired operators adjacent to each other, in the order they appear in the original product. This is Wick's theorem for fermions, and it is the direct source of the minus sign attached, later in the course, to every closed loop of fermion lines in a Feynman diagram (Lesson 63's vacuum polarization loop is the first example): a closed loop is, algebraically, a trace over a cyclic contraction of fermion fields, and the cyclic reordering needed to evaluate it contributes exactly one such sign.</w:t>
+        <w:t>The pattern of Section 6.1 generalizes: the vacuum expectation value of a product of free fermion fields is a sum over all complete pairings, as for bosons, but each term carries a sign (−1)</w:t>
+      </w:r>
+      <w:r>
+        <w:rPr>
+          <w:vertAlign w:val="superscript"/>
+        </w:rPr>
+        <w:t>P</w:t>
+      </w:r>
+      <w:r>
+        <w:t>, where P is the number of transpositions of fermionic operators needed to bring the paired operators adjacent to each other, in the order they appear in the original product. This is Wick's theorem for fermions, and it is the direct source of the minus sign attached, later in the course, to every closed loop of fermion lines in a Feynman diagram (Lesson 63's vacuum polarization loop is the first example): a closed loop is, algebraically, a trace over a cyclic contraction of fermion fields, and the cyclic reordering needed to evaluate it contributes exactly one such sign.</w:t>
       </w:r>
     </w:p>
     <w:p>
@@ -4056,7 +4749,25 @@
           </w:tcPr>
           <w:p>
             <w:r>
-              <w:t>Sign rule for c_k†, c_k on ordered occupation states</w:t>
+              <w:t>Sign rule for c</w:t>
+            </w:r>
+            <w:r>
+              <w:rPr>
+                <w:vertAlign w:val="subscript"/>
+              </w:rPr>
+              <w:t>k†</w:t>
+            </w:r>
+            <w:r>
+              <w:t>, c</w:t>
+            </w:r>
+            <w:r>
+              <w:rPr>
+                <w:vertAlign w:val="subscript"/>
+              </w:rPr>
+              <w:t>k</w:t>
+            </w:r>
+            <w:r>
+              <w:t xml:space="preserve"> on ordered occupation states</w:t>
             </w:r>
           </w:p>
         </w:tc>
@@ -4093,7 +4804,16 @@
           </w:tcPr>
           <w:p>
             <w:r>
-              <w:t>S(x − y) = (i∂̸_x + m)D(x − y)</w:t>
+              <w:t>S(x − y) = (i∂̸</w:t>
+            </w:r>
+            <w:r>
+              <w:rPr>
+                <w:vertAlign w:val="subscript"/>
+              </w:rPr>
+              <w:t>x</w:t>
+            </w:r>
+            <w:r>
+              <w:t xml:space="preserve"> + m)D(x − y)</w:t>
             </w:r>
           </w:p>
         </w:tc>
@@ -4111,7 +4831,16 @@
           </w:tcPr>
           <w:p>
             <w:r>
-              <w:t>Direct nonrelativistic-limit-free ancestor of the Feynman electron propagator S_F(p) = i(p̸ + m)/(p² − m² + iε) (Lesson 47)</w:t>
+              <w:t>Direct nonrelativistic-limit-free ancestor of the Feynman electron propagator S</w:t>
+            </w:r>
+            <w:r>
+              <w:rPr>
+                <w:vertAlign w:val="subscript"/>
+              </w:rPr>
+              <w:t>F</w:t>
+            </w:r>
+            <w:r>
+              <w:t>(p) = i(p̸ + m)/(p² − m² + iε) (Lesson 47)</w:t>
             </w:r>
           </w:p>
         </w:tc>
@@ -4225,7 +4954,16 @@
         </w:numPr>
       </w:pPr>
       <w:r>
-        <w:t>The field anticommutator is {ψ(x), ψ̄(y)} = (i∂̸_x + m)[D(x − y) − D(y − x)], built from the same odd combination of D that made the scalar field commutator vanish at spacelike separation.</w:t>
+        <w:t>The field anticommutator is {ψ(x), ψ̄(y)} = (i∂̸</w:t>
+      </w:r>
+      <w:r>
+        <w:rPr>
+          <w:vertAlign w:val="subscript"/>
+        </w:rPr>
+        <w:t>x</w:t>
+      </w:r>
+      <w:r>
+        <w:t xml:space="preserve"> + m)[D(x − y) − D(y − x)], built from the same odd combination of D that made the scalar field commutator vanish at spacelike separation.</w:t>
       </w:r>
     </w:p>
     <w:p>
@@ -4261,7 +4999,34 @@
         </w:numPr>
       </w:pPr>
       <w:r>
-        <w:t>A fermionic Fock space is built from creation operators in a fixed order; acting with c_k or c_k† past occupied modes with a lower label costs a sign (−1)^(Σ_(i&lt;k)n_i), the occupation-number form of the Slater determinant's sign under column exchange.</w:t>
+        <w:t>A fermionic Fock space is built from creation operators in a fixed order; acting with c</w:t>
+      </w:r>
+      <w:r>
+        <w:rPr>
+          <w:vertAlign w:val="subscript"/>
+        </w:rPr>
+        <w:t>k</w:t>
+      </w:r>
+      <w:r>
+        <w:t xml:space="preserve"> or c</w:t>
+      </w:r>
+      <w:r>
+        <w:rPr>
+          <w:vertAlign w:val="subscript"/>
+        </w:rPr>
+        <w:t>k†</w:t>
+      </w:r>
+      <w:r>
+        <w:t xml:space="preserve"> past occupied modes with a lower label costs a sign (−1)</w:t>
+      </w:r>
+      <w:r>
+        <w:rPr>
+          <w:vertAlign w:val="superscript"/>
+        </w:rPr>
+        <w:t>Σ_(i&lt;k)nᵢ</w:t>
+      </w:r>
+      <w:r>
+        <w:t>, the occupation-number form of the Slater determinant's sign under column exchange.</w:t>
       </w:r>
     </w:p>
     <w:p>
@@ -4273,7 +5038,16 @@
         </w:numPr>
       </w:pPr>
       <w:r>
-        <w:t>The contraction S(x − y) = (i∂̸_x + m)D(x − y) satisfies the free Dirac equation and is the c-number left after normal ordering ψ(x)ψ̄(y).</w:t>
+        <w:t>The contraction S(x − y) = (i∂̸</w:t>
+      </w:r>
+      <w:r>
+        <w:rPr>
+          <w:vertAlign w:val="subscript"/>
+        </w:rPr>
+        <w:t>x</w:t>
+      </w:r>
+      <w:r>
+        <w:t xml:space="preserve"> + m)D(x − y) satisfies the free Dirac equation and is the c-number left after normal ordering ψ(x)ψ̄(y).</w:t>
       </w:r>
     </w:p>
     <w:p>
@@ -4398,7 +5172,31 @@
           </w:tcPr>
           <w:p>
             <w:r>
-              <w:t>Write out the b-b† and d-d† terms of {ψ_a(x), ψ̄_b(y)} explicitly using the mode expansion, and identify which spinor completeness relation of Lesson 22 is used for each.</w:t>
+              <w:rPr>
+                <w:b/>
+              </w:rPr>
+              <w:t>Core.</w:t>
+            </w:r>
+            <w:r>
+              <w:t xml:space="preserve"> Write out the b-b† and d-d† terms of {ψ</w:t>
+            </w:r>
+            <w:r>
+              <w:rPr>
+                <w:vertAlign w:val="subscript"/>
+              </w:rPr>
+              <w:t>a</w:t>
+            </w:r>
+            <w:r>
+              <w:t>(x), ψ̄</w:t>
+            </w:r>
+            <w:r>
+              <w:rPr>
+                <w:vertAlign w:val="subscript"/>
+              </w:rPr>
+              <w:t>b</w:t>
+            </w:r>
+            <w:r>
+              <w:t>(y)} explicitly using the mode expansion, and identify which spinor completeness relation of Lesson 22 is used for each.</w:t>
             </w:r>
           </w:p>
         </w:tc>
@@ -4436,7 +5234,67 @@
           </w:tcPr>
           <w:p>
             <w:r>
-              <w:t>Verify (i∂̸_x + m)e^(−ip·(x−y)) = (p̸ + m)e^(−ip·(x−y)) and (i∂̸_x + m)e^(+ip·(x−y)) = (−p̸ + m)e^(+ip·(x−y)) by direct differentiation.</w:t>
+              <w:rPr>
+                <w:b/>
+              </w:rPr>
+              <w:t>Core.</w:t>
+            </w:r>
+            <w:r>
+              <w:t xml:space="preserve"> Verify (i∂̸</w:t>
+            </w:r>
+            <w:r>
+              <w:rPr>
+                <w:vertAlign w:val="subscript"/>
+              </w:rPr>
+              <w:t>x</w:t>
+            </w:r>
+            <w:r>
+              <w:t xml:space="preserve"> + m)e</w:t>
+            </w:r>
+            <w:r>
+              <w:rPr>
+                <w:vertAlign w:val="superscript"/>
+              </w:rPr>
+              <w:t>−ip·(x−y)</w:t>
+            </w:r>
+            <w:r>
+              <w:t xml:space="preserve"> = (p̸ + m)e</w:t>
+            </w:r>
+            <w:r>
+              <w:rPr>
+                <w:vertAlign w:val="superscript"/>
+              </w:rPr>
+              <w:t>−ip·(x−y)</w:t>
+            </w:r>
+            <w:r>
+              <w:t xml:space="preserve"> and (i∂̸</w:t>
+            </w:r>
+            <w:r>
+              <w:rPr>
+                <w:vertAlign w:val="subscript"/>
+              </w:rPr>
+              <w:t>x</w:t>
+            </w:r>
+            <w:r>
+              <w:t xml:space="preserve"> + m)e</w:t>
+            </w:r>
+            <w:r>
+              <w:rPr>
+                <w:vertAlign w:val="superscript"/>
+              </w:rPr>
+              <w:t>+ip·(x−y)</w:t>
+            </w:r>
+            <w:r>
+              <w:t xml:space="preserve"> = (−p̸ + m)e</w:t>
+            </w:r>
+            <w:r>
+              <w:rPr>
+                <w:vertAlign w:val="superscript"/>
+              </w:rPr>
+              <w:t>+ip·(x−y)</w:t>
+            </w:r>
+            <w:r>
+              <w:t xml:space="preserve"> by direct differentiation.</w:t>
             </w:r>
           </w:p>
         </w:tc>
@@ -4472,7 +5330,31 @@
           </w:tcPr>
           <w:p>
             <w:r>
-              <w:t>Using Section 2.1's result, verify that {ψ(x), ψ̄(y)} reduces to the equal-time relation δ³(x − y) postulated in Lesson 36, Section 1.2, when x⁰ = y⁰ (you may quote D(0, x − y) = D(0, y − x) from Lesson 33, Worked example 4, and note that only the ∂_x⁰ piece of i∂̸_x need be tracked at equal times, since the spatial pieces multiply an already-symmetric function).</w:t>
+              <w:rPr>
+                <w:b/>
+              </w:rPr>
+              <w:t>Extension.</w:t>
+            </w:r>
+            <w:r>
+              <w:t xml:space="preserve"> Using Section 2.1's result, verify that {ψ(x), ψ̄(y)} reduces to the equal-time relation δ³(x − y) postulated in Lesson 36, Section 1.2, when x⁰ = y⁰ (you may quote D(0, x − y) = D(0, y − x) from Lesson 33, Worked example 4, and note that only the ∂</w:t>
+            </w:r>
+            <w:r>
+              <w:rPr>
+                <w:vertAlign w:val="subscript"/>
+              </w:rPr>
+              <w:t>x</w:t>
+            </w:r>
+            <w:r>
+              <w:t>⁰ piece of i∂̸</w:t>
+            </w:r>
+            <w:r>
+              <w:rPr>
+                <w:vertAlign w:val="subscript"/>
+              </w:rPr>
+              <w:t>x</w:t>
+            </w:r>
+            <w:r>
+              <w:t xml:space="preserve"> need be tracked at equal times, since the spatial pieces multiply an already-symmetric function).</w:t>
             </w:r>
           </w:p>
         </w:tc>
@@ -4510,7 +5392,13 @@
           </w:tcPr>
           <w:p>
             <w:r>
-              <w:t>Explain in one or two sentences why a differential operator applied to a function that is identically zero throughout an open set gives a function that is still zero throughout that set, and why this justifies the step from "D(x−y)−D(y−x) = 0 for spacelike x − y" to "{ψ(x), ψ̄(y)} = 0 for spacelike x − y."</w:t>
+              <w:rPr>
+                <w:b/>
+              </w:rPr>
+              <w:t>Core.</w:t>
+            </w:r>
+            <w:r>
+              <w:t xml:space="preserve"> Explain in one or two sentences why a differential operator applied to a function that is identically zero throughout an open set gives a function that is still zero throughout that set, and why this justifies the step from "D(x−y)−D(y−x) = 0 for spacelike x − y" to "{ψ(x), ψ̄(y)} = 0 for spacelike x − y."</w:t>
             </w:r>
           </w:p>
         </w:tc>
@@ -4546,7 +5434,22 @@
           </w:tcPr>
           <w:p>
             <w:r>
-              <w:t>Show that [ψ(x), ψ̄(y)] = (i∂̸_x + m)[D(x−y) + D(y−x)] using [d†, d] = −(2π)³δ³ (opposite sign from the anticommutator), filling in the steps of Section 2.3.</w:t>
+              <w:rPr>
+                <w:b/>
+              </w:rPr>
+              <w:t>Extension.</w:t>
+            </w:r>
+            <w:r>
+              <w:t xml:space="preserve"> Show that [ψ(x), ψ̄(y)] = (i∂̸</w:t>
+            </w:r>
+            <w:r>
+              <w:rPr>
+                <w:vertAlign w:val="subscript"/>
+              </w:rPr>
+              <w:t>x</w:t>
+            </w:r>
+            <w:r>
+              <w:t xml:space="preserve"> + m)[D(x−y) + D(y−x)] using [d†, d] = −(2π)³δ³ (opposite sign from the anticommutator), filling in the steps of Section 2.3.</w:t>
             </w:r>
           </w:p>
         </w:tc>
@@ -4584,7 +5487,31 @@
           </w:tcPr>
           <w:p>
             <w:r>
-              <w:t>Sketch why quantizing the real scalar field with anticommutators, {a_p, a_q†} = (2π)³δ³ instead of the commutator of Lesson 33, would give a field commutator built from D(x−y) + D(y−x) rather than D(x−y) − D(y−x), and would therefore fail to vanish at spacelike separation.</w:t>
+              <w:rPr>
+                <w:b/>
+              </w:rPr>
+              <w:t>Extension.</w:t>
+            </w:r>
+            <w:r>
+              <w:t xml:space="preserve"> Sketch why quantizing the real scalar field with anticommutators, {a</w:t>
+            </w:r>
+            <w:r>
+              <w:rPr>
+                <w:vertAlign w:val="subscript"/>
+              </w:rPr>
+              <w:t>p</w:t>
+            </w:r>
+            <w:r>
+              <w:t>, a</w:t>
+            </w:r>
+            <w:r>
+              <w:rPr>
+                <w:vertAlign w:val="subscript"/>
+              </w:rPr>
+              <w:t>q†</w:t>
+            </w:r>
+            <w:r>
+              <w:t>} = (2π)³δ³ instead of the commutator of Lesson 33, would give a field commutator built from D(x−y) + D(y−x) rather than D(x−y) − D(y−x), and would therefore fail to vanish at spacelike separation.</w:t>
             </w:r>
           </w:p>
         </w:tc>
@@ -4620,7 +5547,49 @@
           </w:tcPr>
           <w:p>
             <w:r>
-              <w:t>For three modes with a fixed order 1, 2, 3, compute c_3†c_1†|0⟩ using the sign rule of Section 4.2, and check the answer by anticommuting c_3† past c_1† directly.</w:t>
+              <w:rPr>
+                <w:b/>
+              </w:rPr>
+              <w:t>Core.</w:t>
+            </w:r>
+            <w:r>
+              <w:t xml:space="preserve"> For three modes with a fixed order 1, 2, 3, compute c</w:t>
+            </w:r>
+            <w:r>
+              <w:rPr>
+                <w:vertAlign w:val="subscript"/>
+              </w:rPr>
+              <w:t>3†</w:t>
+            </w:r>
+            <w:r>
+              <w:t>c</w:t>
+            </w:r>
+            <w:r>
+              <w:rPr>
+                <w:vertAlign w:val="subscript"/>
+              </w:rPr>
+              <w:t>1†</w:t>
+            </w:r>
+            <w:r>
+              <w:t>|0⟩ using the sign rule of Section 4.2, and check the answer by anticommuting c</w:t>
+            </w:r>
+            <w:r>
+              <w:rPr>
+                <w:vertAlign w:val="subscript"/>
+              </w:rPr>
+              <w:t>3†</w:t>
+            </w:r>
+            <w:r>
+              <w:t xml:space="preserve"> past c</w:t>
+            </w:r>
+            <w:r>
+              <w:rPr>
+                <w:vertAlign w:val="subscript"/>
+              </w:rPr>
+              <w:t>1†</w:t>
+            </w:r>
+            <w:r>
+              <w:t xml:space="preserve"> directly.</w:t>
             </w:r>
           </w:p>
         </w:tc>
@@ -4658,7 +5627,76 @@
           </w:tcPr>
           <w:p>
             <w:r>
-              <w:t>Show that c_k c_k†|…, 0_k, …⟩ = |…, 0_k, …⟩ and c_k†c_k|…, 1_k, …⟩ = |…, 1_k, …⟩ using the sign rule, and explain why the sign (−1)^(Σ_(i&lt;k)n_i) always cancels between a c_k and a following c_k† acting on the same state.</w:t>
+              <w:rPr>
+                <w:b/>
+              </w:rPr>
+              <w:t>Extension.</w:t>
+            </w:r>
+            <w:r>
+              <w:t xml:space="preserve"> Show that c</w:t>
+            </w:r>
+            <w:r>
+              <w:rPr>
+                <w:vertAlign w:val="subscript"/>
+              </w:rPr>
+              <w:t>k</w:t>
+            </w:r>
+            <w:r>
+              <w:t xml:space="preserve"> c</w:t>
+            </w:r>
+            <w:r>
+              <w:rPr>
+                <w:vertAlign w:val="subscript"/>
+              </w:rPr>
+              <w:t>k†</w:t>
+            </w:r>
+            <w:r>
+              <w:t>|…, 0_k, …⟩ = |…, 0_k, …⟩ and c</w:t>
+            </w:r>
+            <w:r>
+              <w:rPr>
+                <w:vertAlign w:val="subscript"/>
+              </w:rPr>
+              <w:t>k†</w:t>
+            </w:r>
+            <w:r>
+              <w:t>c</w:t>
+            </w:r>
+            <w:r>
+              <w:rPr>
+                <w:vertAlign w:val="subscript"/>
+              </w:rPr>
+              <w:t>k</w:t>
+            </w:r>
+            <w:r>
+              <w:t>|…, 1_k, …⟩ = |…, 1_k, …⟩ using the sign rule, and explain why the sign (−1)</w:t>
+            </w:r>
+            <w:r>
+              <w:rPr>
+                <w:vertAlign w:val="superscript"/>
+              </w:rPr>
+              <w:t>Σ_(i&lt;k)nᵢ</w:t>
+            </w:r>
+            <w:r>
+              <w:t xml:space="preserve"> always cancels between a c</w:t>
+            </w:r>
+            <w:r>
+              <w:rPr>
+                <w:vertAlign w:val="subscript"/>
+              </w:rPr>
+              <w:t>k</w:t>
+            </w:r>
+            <w:r>
+              <w:t xml:space="preserve"> and a following c</w:t>
+            </w:r>
+            <w:r>
+              <w:rPr>
+                <w:vertAlign w:val="subscript"/>
+              </w:rPr>
+              <w:t>k†</w:t>
+            </w:r>
+            <w:r>
+              <w:t xml:space="preserve"> acting on the same state.</w:t>
             </w:r>
           </w:p>
         </w:tc>
@@ -4694,7 +5732,22 @@
           </w:tcPr>
           <w:p>
             <w:r>
-              <w:t>Add the results of Sections 5.1 and 5.2 to re-derive {ψ(x), ψ̄(y)} = S(x−y) − (i∂̸_x+m)D(y−x), and confirm it matches Section 2.1's formula.</w:t>
+              <w:rPr>
+                <w:b/>
+              </w:rPr>
+              <w:t>Core.</w:t>
+            </w:r>
+            <w:r>
+              <w:t xml:space="preserve"> Add the results of Sections 5.1 and 5.2 to re-derive {ψ(x), ψ̄(y)} = S(x−y) − (i∂̸</w:t>
+            </w:r>
+            <w:r>
+              <w:rPr>
+                <w:vertAlign w:val="subscript"/>
+              </w:rPr>
+              <w:t>x</w:t>
+            </w:r>
+            <w:r>
+              <w:t>+m)D(y−x), and confirm it matches Section 2.1's formula.</w:t>
             </w:r>
           </w:p>
         </w:tc>
@@ -4732,7 +5785,103 @@
           </w:tcPr>
           <w:p>
             <w:r>
-              <w:t>Verify (i∂̸_x − m)(i∂̸_x + m) = −□_x − m² using ∂̸_x∂̸_x = □_x (you may cite the identity from Lesson 20 or Lesson 21 that gives γ^μγ^ν∂_μ∂_ν = □ for a symmetric second derivative).</w:t>
+              <w:rPr>
+                <w:b/>
+              </w:rPr>
+              <w:t>Core.</w:t>
+            </w:r>
+            <w:r>
+              <w:t xml:space="preserve"> Verify (i∂̸</w:t>
+            </w:r>
+            <w:r>
+              <w:rPr>
+                <w:vertAlign w:val="subscript"/>
+              </w:rPr>
+              <w:t>x</w:t>
+            </w:r>
+            <w:r>
+              <w:t xml:space="preserve"> − m)(i∂̸</w:t>
+            </w:r>
+            <w:r>
+              <w:rPr>
+                <w:vertAlign w:val="subscript"/>
+              </w:rPr>
+              <w:t>x</w:t>
+            </w:r>
+            <w:r>
+              <w:t xml:space="preserve"> + m) = −□</w:t>
+            </w:r>
+            <w:r>
+              <w:rPr>
+                <w:vertAlign w:val="subscript"/>
+              </w:rPr>
+              <w:t>x</w:t>
+            </w:r>
+            <w:r>
+              <w:t xml:space="preserve"> − m² using ∂̸</w:t>
+            </w:r>
+            <w:r>
+              <w:rPr>
+                <w:vertAlign w:val="subscript"/>
+              </w:rPr>
+              <w:t>x</w:t>
+            </w:r>
+            <w:r>
+              <w:t>∂̸</w:t>
+            </w:r>
+            <w:r>
+              <w:rPr>
+                <w:vertAlign w:val="subscript"/>
+              </w:rPr>
+              <w:t>x</w:t>
+            </w:r>
+            <w:r>
+              <w:t xml:space="preserve"> = □</w:t>
+            </w:r>
+            <w:r>
+              <w:rPr>
+                <w:vertAlign w:val="subscript"/>
+              </w:rPr>
+              <w:t>x</w:t>
+            </w:r>
+            <w:r>
+              <w:t xml:space="preserve"> (you may cite the identity from Lesson 20 or Lesson 21 that gives γ</w:t>
+            </w:r>
+            <w:r>
+              <w:rPr>
+                <w:vertAlign w:val="superscript"/>
+              </w:rPr>
+              <w:t>μ</w:t>
+            </w:r>
+            <w:r>
+              <w:t>γ</w:t>
+            </w:r>
+            <w:r>
+              <w:rPr>
+                <w:vertAlign w:val="superscript"/>
+              </w:rPr>
+              <w:t>ν</w:t>
+            </w:r>
+            <w:r>
+              <w:t>∂</w:t>
+            </w:r>
+            <w:r>
+              <w:rPr>
+                <w:vertAlign w:val="subscript"/>
+              </w:rPr>
+              <w:t>μ</w:t>
+            </w:r>
+            <w:r>
+              <w:t>∂</w:t>
+            </w:r>
+            <w:r>
+              <w:rPr>
+                <w:vertAlign w:val="subscript"/>
+              </w:rPr>
+              <w:t>ν</w:t>
+            </w:r>
+            <w:r>
+              <w:t xml:space="preserve"> = □ for a symmetric second derivative).</w:t>
             </w:r>
           </w:p>
         </w:tc>
@@ -4768,7 +5917,22 @@
           </w:tcPr>
           <w:p>
             <w:r>
-              <w:t>Using Worked example 5's method, show that S(x−y) also satisfies (i∂̸_x − m)S(x−y) = 0 when the mass in the operator matches the mass used to build D from Lesson 32's dispersion relation, and state why a mismatched mass would spoil the cancellation.</w:t>
+              <w:rPr>
+                <w:b/>
+              </w:rPr>
+              <w:t>Extension.</w:t>
+            </w:r>
+            <w:r>
+              <w:t xml:space="preserve"> Using Worked example 5's method, show that S(x−y) also satisfies (i∂̸</w:t>
+            </w:r>
+            <w:r>
+              <w:rPr>
+                <w:vertAlign w:val="subscript"/>
+              </w:rPr>
+              <w:t>x</w:t>
+            </w:r>
+            <w:r>
+              <w:t xml:space="preserve"> − m)S(x−y) = 0 when the mass in the operator matches the mass used to build D from Lesson 32's dispersion relation, and state why a mismatched mass would spoil the cancellation.</w:t>
             </w:r>
           </w:p>
         </w:tc>
@@ -4806,7 +5970,13 @@
           </w:tcPr>
           <w:p>
             <w:r>
-              <w:t>In the four-point calculation of Section 6.1, identify the exact step at which the anticommutator {ψ⁺(x₁), ψ(x₃)} = 0 is used, and explain why this pairing could never contribute a term to the final answer, in contrast with the scalar case where ⟨φ₁φ₃⟩ is a legitimate nonzero pairing.</w:t>
+              <w:rPr>
+                <w:b/>
+              </w:rPr>
+              <w:t>Extension.</w:t>
+            </w:r>
+            <w:r>
+              <w:t xml:space="preserve"> In the four-point calculation of Section 6.1, identify the exact step at which the anticommutator {ψ⁺(x₁), ψ(x₃)} = 0 is used, and explain why this pairing could never contribute a term to the final answer, in contrast with the scalar case where ⟨φ₁φ₃⟩ is a legitimate nonzero pairing.</w:t>
             </w:r>
           </w:p>
         </w:tc>
@@ -4842,7 +6012,13 @@
           </w:tcPr>
           <w:p>
             <w:r>
-              <w:t>Compute ⟨0|ψ(x₁)ψ̄(x₂)|0⟩⟨0|ψ(x₃)ψ̄(x₄)|0⟩ − ⟨0|ψ(x₁)ψ̄(x₄)|0⟩⟨0|ψ̄(x₂)ψ(x₃)|0⟩ symbolically in terms of S and confirm it matches the boxed result of Section 6.1.</w:t>
+              <w:rPr>
+                <w:b/>
+              </w:rPr>
+              <w:t>Core.</w:t>
+            </w:r>
+            <w:r>
+              <w:t xml:space="preserve"> Compute ⟨0|ψ(x₁)ψ̄(x₂)|0⟩⟨0|ψ(x₃)ψ̄(x₄)|0⟩ − ⟨0|ψ(x₁)ψ̄(x₄)|0⟩⟨0|ψ̄(x₂)ψ(x₃)|0⟩ symbolically in terms of S and confirm it matches the boxed result of Section 6.1.</w:t>
             </w:r>
           </w:p>
         </w:tc>
@@ -4880,7 +6056,13 @@
           </w:tcPr>
           <w:p>
             <w:r>
-              <w:t>Using the sign rule of Wick's theorem (Section 6.2), state, without computing it, how many transpositions are needed to bring ψ(x₁) and ψ̄(x₄) adjacent in the ordered product ψ(x₁)ψ̄(x₂)ψ(x₃)ψ̄(x₄), and check that this count has the same parity as the explicit minus sign found in Section 6.1.</w:t>
+              <w:rPr>
+                <w:b/>
+              </w:rPr>
+              <w:t>Extension.</w:t>
+            </w:r>
+            <w:r>
+              <w:t xml:space="preserve"> Using the sign rule of Wick's theorem (Section 6.2), state, without computing it, how many transpositions are needed to bring ψ(x₁) and ψ̄(x₄) adjacent in the ordered product ψ(x₁)ψ̄(x₂)ψ(x₃)ψ̄(x₄), and check that this count has the same parity as the explicit minus sign found in Section 6.1.</w:t>
             </w:r>
           </w:p>
         </w:tc>
@@ -4916,7 +6098,13 @@
           </w:tcPr>
           <w:p>
             <w:r>
-              <w:t>Explain, referencing Lesson 35, Worked example 3, why a six-fermion vacuum expectation value would have 15 terms just as the six-boson case does, but with a definite sign attached to each of the 15, rather than all the same sign.</w:t>
+              <w:rPr>
+                <w:b/>
+              </w:rPr>
+              <w:t>Core.</w:t>
+            </w:r>
+            <w:r>
+              <w:t xml:space="preserve"> Explain, referencing Lesson 35, Worked example 3, why a six-fermion vacuum expectation value would have 15 terms just as the six-boson case does, but with a definite sign attached to each of the 15, rather than all the same sign.</w:t>
             </w:r>
           </w:p>
         </w:tc>
@@ -4954,7 +6142,76 @@
           </w:tcPr>
           <w:p>
             <w:r>
-              <w:t>Challenge: using the occupation-number sign rule of Section 4.2, show that Q = q(N_b − N_d) commutes with every b_k and d_k (up to the expected eigenvalue shift), by verifying that the sign factor (−1)^(Σ_(i&lt;k)n_i) is unaffected by which mode is being counted by N_b or N_d, so that Q is diagonal in the occupation-number basis with no extra sign complication.</w:t>
+              <w:rPr>
+                <w:b/>
+              </w:rPr>
+              <w:t>Challenge.</w:t>
+            </w:r>
+            <w:r>
+              <w:t xml:space="preserve"> Using the occupation-number sign rule of Section 4.2, show that Q = q(N</w:t>
+            </w:r>
+            <w:r>
+              <w:rPr>
+                <w:vertAlign w:val="subscript"/>
+              </w:rPr>
+              <w:t>b</w:t>
+            </w:r>
+            <w:r>
+              <w:t xml:space="preserve"> − N</w:t>
+            </w:r>
+            <w:r>
+              <w:rPr>
+                <w:vertAlign w:val="subscript"/>
+              </w:rPr>
+              <w:t>d</w:t>
+            </w:r>
+            <w:r>
+              <w:t>) commutes with every b</w:t>
+            </w:r>
+            <w:r>
+              <w:rPr>
+                <w:vertAlign w:val="subscript"/>
+              </w:rPr>
+              <w:t>k</w:t>
+            </w:r>
+            <w:r>
+              <w:t xml:space="preserve"> and d</w:t>
+            </w:r>
+            <w:r>
+              <w:rPr>
+                <w:vertAlign w:val="subscript"/>
+              </w:rPr>
+              <w:t>k</w:t>
+            </w:r>
+            <w:r>
+              <w:t xml:space="preserve"> (up to the expected eigenvalue shift), by verifying that the sign factor (−1)</w:t>
+            </w:r>
+            <w:r>
+              <w:rPr>
+                <w:vertAlign w:val="superscript"/>
+              </w:rPr>
+              <w:t>Σ_(i&lt;k)nᵢ</w:t>
+            </w:r>
+            <w:r>
+              <w:t xml:space="preserve"> is unaffected by which mode is being counted by N</w:t>
+            </w:r>
+            <w:r>
+              <w:rPr>
+                <w:vertAlign w:val="subscript"/>
+              </w:rPr>
+              <w:t>b</w:t>
+            </w:r>
+            <w:r>
+              <w:t xml:space="preserve"> or N</w:t>
+            </w:r>
+            <w:r>
+              <w:rPr>
+                <w:vertAlign w:val="subscript"/>
+              </w:rPr>
+              <w:t>d</w:t>
+            </w:r>
+            <w:r>
+              <w:t>, so that Q is diagonal in the occupation-number basis with no extra sign complication.</w:t>
             </w:r>
           </w:p>
         </w:tc>
@@ -4971,6 +6228,14 @@
     <w:p>
       <w:r>
         <w:rPr>
+          <w:i/>
+        </w:rPr>
+        <w:t>Attempt each exercise before reading its solution. If you are stuck, read only the first sentence of the solution, then try again.</w:t>
+      </w:r>
+    </w:p>
+    <w:p>
+      <w:r>
+        <w:rPr>
           <w:b/>
         </w:rPr>
         <w:t>1.</w:t>
@@ -4979,7 +6244,169 @@
         <w:t xml:space="preserve"> </w:t>
       </w:r>
       <w:r>
-        <w:t>The b-b† term is ∫d³p/((2π)³2E_p) u_s(p)_a ū_s(p)_b e^(−ip·(x−y)), using Σ_s u_s(p)ū_s(p) = p̸ + m (Lesson 22, Section 6.1, the u-completeness relation). The d-d† term is ∫d³p/((2π)³2E_p) v_s(p)_a v̄_s(p)_b e^(+ip·(x−y)), using Σ_s v_s(p)v̄_s(p) = p̸ − m (the v-completeness relation, same section).</w:t>
+        <w:t>The b-b† term is ∫d³p/((2π)³2E</w:t>
+      </w:r>
+      <w:r>
+        <w:rPr>
+          <w:vertAlign w:val="subscript"/>
+        </w:rPr>
+        <w:t>p</w:t>
+      </w:r>
+      <w:r>
+        <w:t>) u</w:t>
+      </w:r>
+      <w:r>
+        <w:rPr>
+          <w:vertAlign w:val="subscript"/>
+        </w:rPr>
+        <w:t>s</w:t>
+      </w:r>
+      <w:r>
+        <w:t>(p)</w:t>
+      </w:r>
+      <w:r>
+        <w:rPr>
+          <w:vertAlign w:val="subscript"/>
+        </w:rPr>
+        <w:t>a</w:t>
+      </w:r>
+      <w:r>
+        <w:t xml:space="preserve"> ū</w:t>
+      </w:r>
+      <w:r>
+        <w:rPr>
+          <w:vertAlign w:val="subscript"/>
+        </w:rPr>
+        <w:t>s</w:t>
+      </w:r>
+      <w:r>
+        <w:t>(p)</w:t>
+      </w:r>
+      <w:r>
+        <w:rPr>
+          <w:vertAlign w:val="subscript"/>
+        </w:rPr>
+        <w:t>b</w:t>
+      </w:r>
+      <w:r>
+        <w:t xml:space="preserve"> e</w:t>
+      </w:r>
+      <w:r>
+        <w:rPr>
+          <w:vertAlign w:val="superscript"/>
+        </w:rPr>
+        <w:t>−ip·(x−y)</w:t>
+      </w:r>
+      <w:r>
+        <w:t>, using Σ</w:t>
+      </w:r>
+      <w:r>
+        <w:rPr>
+          <w:vertAlign w:val="subscript"/>
+        </w:rPr>
+        <w:t>s</w:t>
+      </w:r>
+      <w:r>
+        <w:t xml:space="preserve"> u</w:t>
+      </w:r>
+      <w:r>
+        <w:rPr>
+          <w:vertAlign w:val="subscript"/>
+        </w:rPr>
+        <w:t>s</w:t>
+      </w:r>
+      <w:r>
+        <w:t>(p)ū</w:t>
+      </w:r>
+      <w:r>
+        <w:rPr>
+          <w:vertAlign w:val="subscript"/>
+        </w:rPr>
+        <w:t>s</w:t>
+      </w:r>
+      <w:r>
+        <w:t>(p) = p̸ + m (Lesson 22, Section 6.1, the u-completeness relation). The d-d† term is ∫d³p/((2π)³2E</w:t>
+      </w:r>
+      <w:r>
+        <w:rPr>
+          <w:vertAlign w:val="subscript"/>
+        </w:rPr>
+        <w:t>p</w:t>
+      </w:r>
+      <w:r>
+        <w:t>) v</w:t>
+      </w:r>
+      <w:r>
+        <w:rPr>
+          <w:vertAlign w:val="subscript"/>
+        </w:rPr>
+        <w:t>s</w:t>
+      </w:r>
+      <w:r>
+        <w:t>(p)</w:t>
+      </w:r>
+      <w:r>
+        <w:rPr>
+          <w:vertAlign w:val="subscript"/>
+        </w:rPr>
+        <w:t>a</w:t>
+      </w:r>
+      <w:r>
+        <w:t xml:space="preserve"> v̄</w:t>
+      </w:r>
+      <w:r>
+        <w:rPr>
+          <w:vertAlign w:val="subscript"/>
+        </w:rPr>
+        <w:t>s</w:t>
+      </w:r>
+      <w:r>
+        <w:t>(p)</w:t>
+      </w:r>
+      <w:r>
+        <w:rPr>
+          <w:vertAlign w:val="subscript"/>
+        </w:rPr>
+        <w:t>b</w:t>
+      </w:r>
+      <w:r>
+        <w:t xml:space="preserve"> e</w:t>
+      </w:r>
+      <w:r>
+        <w:rPr>
+          <w:vertAlign w:val="superscript"/>
+        </w:rPr>
+        <w:t>+ip·(x−y)</w:t>
+      </w:r>
+      <w:r>
+        <w:t>, using Σ</w:t>
+      </w:r>
+      <w:r>
+        <w:rPr>
+          <w:vertAlign w:val="subscript"/>
+        </w:rPr>
+        <w:t>s</w:t>
+      </w:r>
+      <w:r>
+        <w:t xml:space="preserve"> v</w:t>
+      </w:r>
+      <w:r>
+        <w:rPr>
+          <w:vertAlign w:val="subscript"/>
+        </w:rPr>
+        <w:t>s</w:t>
+      </w:r>
+      <w:r>
+        <w:t>(p)v̄</w:t>
+      </w:r>
+      <w:r>
+        <w:rPr>
+          <w:vertAlign w:val="subscript"/>
+        </w:rPr>
+        <w:t>s</w:t>
+      </w:r>
+      <w:r>
+        <w:t>(p) = p̸ − m (the v-completeness relation, same section).</w:t>
       </w:r>
     </w:p>
     <w:p>
@@ -4993,7 +6420,259 @@
         <w:t xml:space="preserve"> </w:t>
       </w:r>
       <w:r>
-        <w:t>∂_μ e^(−ip·x) = ∂_μ e^(−i(Et−p·x)) = −ip_μ e^(−ip·x) (Lesson 4, Section 6.2), so i∂̸_x e^(−ip·(x−y)) = iγ^μ(−ip_μ)e^(−ip·(x−y)) = γ^μp_μ e^(−ip·(x−y)) = p̸ e^(−ip·(x−y)), giving (i∂̸_x+m)e^(−ip·(x−y)) = (p̸+m)e^(−ip·(x−y)). For the other sign, ∂_μ e^(+ip·(x−y)) = +ip_μ e^(+ip·(x−y)), so i∂̸_x e^(+ip·(x−y)) = −p̸ e^(+ip·(x−y)), giving (i∂̸_x+m)e^(+ip·(x−y)) = (−p̸+m)e^(+ip·(x−y)).</w:t>
+        <w:t>∂</w:t>
+      </w:r>
+      <w:r>
+        <w:rPr>
+          <w:vertAlign w:val="subscript"/>
+        </w:rPr>
+        <w:t>μ</w:t>
+      </w:r>
+      <w:r>
+        <w:t xml:space="preserve"> e</w:t>
+      </w:r>
+      <w:r>
+        <w:rPr>
+          <w:vertAlign w:val="superscript"/>
+        </w:rPr>
+        <w:t>−ip·x</w:t>
+      </w:r>
+      <w:r>
+        <w:t xml:space="preserve"> = ∂</w:t>
+      </w:r>
+      <w:r>
+        <w:rPr>
+          <w:vertAlign w:val="subscript"/>
+        </w:rPr>
+        <w:t>μ</w:t>
+      </w:r>
+      <w:r>
+        <w:t xml:space="preserve"> e</w:t>
+      </w:r>
+      <w:r>
+        <w:rPr>
+          <w:vertAlign w:val="superscript"/>
+        </w:rPr>
+        <w:t>−i(Et−p·x)</w:t>
+      </w:r>
+      <w:r>
+        <w:t xml:space="preserve"> = −ip</w:t>
+      </w:r>
+      <w:r>
+        <w:rPr>
+          <w:vertAlign w:val="subscript"/>
+        </w:rPr>
+        <w:t>μ</w:t>
+      </w:r>
+      <w:r>
+        <w:t xml:space="preserve"> e</w:t>
+      </w:r>
+      <w:r>
+        <w:rPr>
+          <w:vertAlign w:val="superscript"/>
+        </w:rPr>
+        <w:t>−ip·x</w:t>
+      </w:r>
+      <w:r>
+        <w:t xml:space="preserve"> (Lesson 4, Section 6.2), so i∂̸</w:t>
+      </w:r>
+      <w:r>
+        <w:rPr>
+          <w:vertAlign w:val="subscript"/>
+        </w:rPr>
+        <w:t>x</w:t>
+      </w:r>
+      <w:r>
+        <w:t xml:space="preserve"> e</w:t>
+      </w:r>
+      <w:r>
+        <w:rPr>
+          <w:vertAlign w:val="superscript"/>
+        </w:rPr>
+        <w:t>−ip·(x−y)</w:t>
+      </w:r>
+      <w:r>
+        <w:t xml:space="preserve"> = iγ</w:t>
+      </w:r>
+      <w:r>
+        <w:rPr>
+          <w:vertAlign w:val="superscript"/>
+        </w:rPr>
+        <w:t>μ</w:t>
+      </w:r>
+      <w:r>
+        <w:t>(−ip</w:t>
+      </w:r>
+      <w:r>
+        <w:rPr>
+          <w:vertAlign w:val="subscript"/>
+        </w:rPr>
+        <w:t>μ</w:t>
+      </w:r>
+      <w:r>
+        <w:t>)e</w:t>
+      </w:r>
+      <w:r>
+        <w:rPr>
+          <w:vertAlign w:val="superscript"/>
+        </w:rPr>
+        <w:t>−ip·(x−y)</w:t>
+      </w:r>
+      <w:r>
+        <w:t xml:space="preserve"> = γ</w:t>
+      </w:r>
+      <w:r>
+        <w:rPr>
+          <w:vertAlign w:val="superscript"/>
+        </w:rPr>
+        <w:t>μ</w:t>
+      </w:r>
+      <w:r>
+        <w:t>p</w:t>
+      </w:r>
+      <w:r>
+        <w:rPr>
+          <w:vertAlign w:val="subscript"/>
+        </w:rPr>
+        <w:t>μ</w:t>
+      </w:r>
+      <w:r>
+        <w:t xml:space="preserve"> e</w:t>
+      </w:r>
+      <w:r>
+        <w:rPr>
+          <w:vertAlign w:val="superscript"/>
+        </w:rPr>
+        <w:t>−ip·(x−y)</w:t>
+      </w:r>
+      <w:r>
+        <w:t xml:space="preserve"> = p̸ e</w:t>
+      </w:r>
+      <w:r>
+        <w:rPr>
+          <w:vertAlign w:val="superscript"/>
+        </w:rPr>
+        <w:t>−ip·(x−y)</w:t>
+      </w:r>
+      <w:r>
+        <w:t>, giving (i∂̸</w:t>
+      </w:r>
+      <w:r>
+        <w:rPr>
+          <w:vertAlign w:val="subscript"/>
+        </w:rPr>
+        <w:t>x</w:t>
+      </w:r>
+      <w:r>
+        <w:t>+m)e</w:t>
+      </w:r>
+      <w:r>
+        <w:rPr>
+          <w:vertAlign w:val="superscript"/>
+        </w:rPr>
+        <w:t>−ip·(x−y)</w:t>
+      </w:r>
+      <w:r>
+        <w:t xml:space="preserve"> = (p̸+m)e</w:t>
+      </w:r>
+      <w:r>
+        <w:rPr>
+          <w:vertAlign w:val="superscript"/>
+        </w:rPr>
+        <w:t>−ip·(x−y)</w:t>
+      </w:r>
+      <w:r>
+        <w:t>. For the other sign, ∂</w:t>
+      </w:r>
+      <w:r>
+        <w:rPr>
+          <w:vertAlign w:val="subscript"/>
+        </w:rPr>
+        <w:t>μ</w:t>
+      </w:r>
+      <w:r>
+        <w:t xml:space="preserve"> e</w:t>
+      </w:r>
+      <w:r>
+        <w:rPr>
+          <w:vertAlign w:val="superscript"/>
+        </w:rPr>
+        <w:t>+ip·(x−y)</w:t>
+      </w:r>
+      <w:r>
+        <w:t xml:space="preserve"> = +ip</w:t>
+      </w:r>
+      <w:r>
+        <w:rPr>
+          <w:vertAlign w:val="subscript"/>
+        </w:rPr>
+        <w:t>μ</w:t>
+      </w:r>
+      <w:r>
+        <w:t xml:space="preserve"> e</w:t>
+      </w:r>
+      <w:r>
+        <w:rPr>
+          <w:vertAlign w:val="superscript"/>
+        </w:rPr>
+        <w:t>+ip·(x−y)</w:t>
+      </w:r>
+      <w:r>
+        <w:t>, so i∂̸</w:t>
+      </w:r>
+      <w:r>
+        <w:rPr>
+          <w:vertAlign w:val="subscript"/>
+        </w:rPr>
+        <w:t>x</w:t>
+      </w:r>
+      <w:r>
+        <w:t xml:space="preserve"> e</w:t>
+      </w:r>
+      <w:r>
+        <w:rPr>
+          <w:vertAlign w:val="superscript"/>
+        </w:rPr>
+        <w:t>+ip·(x−y)</w:t>
+      </w:r>
+      <w:r>
+        <w:t xml:space="preserve"> = −p̸ e</w:t>
+      </w:r>
+      <w:r>
+        <w:rPr>
+          <w:vertAlign w:val="superscript"/>
+        </w:rPr>
+        <w:t>+ip·(x−y)</w:t>
+      </w:r>
+      <w:r>
+        <w:t>, giving (i∂̸</w:t>
+      </w:r>
+      <w:r>
+        <w:rPr>
+          <w:vertAlign w:val="subscript"/>
+        </w:rPr>
+        <w:t>x</w:t>
+      </w:r>
+      <w:r>
+        <w:t>+m)e</w:t>
+      </w:r>
+      <w:r>
+        <w:rPr>
+          <w:vertAlign w:val="superscript"/>
+        </w:rPr>
+        <w:t>+ip·(x−y)</w:t>
+      </w:r>
+      <w:r>
+        <w:t xml:space="preserve"> = (−p̸+m)e</w:t>
+      </w:r>
+      <w:r>
+        <w:rPr>
+          <w:vertAlign w:val="superscript"/>
+        </w:rPr>
+        <w:t>+ip·(x−y)</w:t>
+      </w:r>
+      <w:r>
+        <w:t>.</w:t>
       </w:r>
     </w:p>
     <w:p>
@@ -5007,7 +6686,70 @@
         <w:t xml:space="preserve"> </w:t>
       </w:r>
       <w:r>
-        <w:t>At x⁰ = y⁰, D(0, x−y) = D(0, y−x) (Lesson 33, Worked example 4), so the spatial part of i∂̸_x, acting on the already-symmetric function D(x−y) − D(y−x), still multiplies zero. Only γ⁰∂_x⁰ needs separate care: differentiating D(x⁰−y⁰, x−y) − D(y⁰−x⁰, y−x) with respect to x⁰ and then setting x⁰=y⁰ picks up twice the one-sided time-derivative of D, which reduces, after the p-integral, to the same delta-function normalization computed directly from the mode expansion in Lesson 36, giving {ψ_a(t,x), ψ̄_b(t,y)} = γ⁰_ab δ³(x−y), and multiplying by γ⁰ on both sides (using (γ⁰)²=I) converts this to {ψ_a(t,x), ψ_b†(t,y)} = δ_ab δ³(x−y), the postulated relation.</w:t>
+        <w:t>At x⁰ = y⁰, D(0, x−y) = D(0, y−x) (Lesson 33, Worked example 4), so the spatial part of i∂̸</w:t>
+      </w:r>
+      <w:r>
+        <w:rPr>
+          <w:vertAlign w:val="subscript"/>
+        </w:rPr>
+        <w:t>x</w:t>
+      </w:r>
+      <w:r>
+        <w:t>, acting on the already-symmetric function D(x−y) − D(y−x), still multiplies zero. Only γ⁰∂</w:t>
+      </w:r>
+      <w:r>
+        <w:rPr>
+          <w:vertAlign w:val="subscript"/>
+        </w:rPr>
+        <w:t>x</w:t>
+      </w:r>
+      <w:r>
+        <w:t>⁰ needs separate care: differentiating D(x⁰−y⁰, x−y) − D(y⁰−x⁰, y−x) with respect to x⁰ and then setting x⁰=y⁰ picks up twice the one-sided time-derivative of D, which reduces, after the p-integral, to the same delta-function normalization computed directly from the mode expansion in Lesson 36, giving {ψ</w:t>
+      </w:r>
+      <w:r>
+        <w:rPr>
+          <w:vertAlign w:val="subscript"/>
+        </w:rPr>
+        <w:t>a</w:t>
+      </w:r>
+      <w:r>
+        <w:t>(t,x), ψ̄</w:t>
+      </w:r>
+      <w:r>
+        <w:rPr>
+          <w:vertAlign w:val="subscript"/>
+        </w:rPr>
+        <w:t>b</w:t>
+      </w:r>
+      <w:r>
+        <w:t>(t,y)} = γ⁰_ab δ³(x−y), and multiplying by γ⁰ on both sides (using (γ⁰)²=I) converts this to {ψ</w:t>
+      </w:r>
+      <w:r>
+        <w:rPr>
+          <w:vertAlign w:val="subscript"/>
+        </w:rPr>
+        <w:t>a</w:t>
+      </w:r>
+      <w:r>
+        <w:t>(t,x), ψ</w:t>
+      </w:r>
+      <w:r>
+        <w:rPr>
+          <w:vertAlign w:val="subscript"/>
+        </w:rPr>
+        <w:t>b†</w:t>
+      </w:r>
+      <w:r>
+        <w:t>(t,y)} = δ</w:t>
+      </w:r>
+      <w:r>
+        <w:rPr>
+          <w:vertAlign w:val="subscript"/>
+        </w:rPr>
+        <w:t>a</w:t>
+      </w:r>
+      <w:r>
+        <w:t>b δ³(x−y), the postulated relation.</w:t>
       </w:r>
     </w:p>
     <w:p>
@@ -5021,7 +6763,25 @@
         <w:t xml:space="preserve"> </w:t>
       </w:r>
       <w:r>
-        <w:t>If f vanishes at every point of an open set, then near any point of that set f is identically zero in a full neighborhood, so every difference quotient defining a derivative of f at that point is a ratio of zero to a nonzero displacement, hence zero; the same argument applies to every order of derivative. Since D(x−y)−D(y−x) is zero throughout the open region of spacelike-separated (x−y), every derivative appearing in i∂̸_x is zero there too, so (i∂̸_x+m) applied to it is zero throughout the same region.</w:t>
+        <w:t>If f vanishes at every point of an open set, then near any point of that set f is identically zero in a full neighborhood, so every difference quotient defining a derivative of f at that point is a ratio of zero to a nonzero displacement, hence zero; the same argument applies to every order of derivative. Since D(x−y)−D(y−x) is zero throughout the open region of spacelike-separated (x−y), every derivative appearing in i∂̸</w:t>
+      </w:r>
+      <w:r>
+        <w:rPr>
+          <w:vertAlign w:val="subscript"/>
+        </w:rPr>
+        <w:t>x</w:t>
+      </w:r>
+      <w:r>
+        <w:t xml:space="preserve"> is zero there too, so (i∂̸</w:t>
+      </w:r>
+      <w:r>
+        <w:rPr>
+          <w:vertAlign w:val="subscript"/>
+        </w:rPr>
+        <w:t>x</w:t>
+      </w:r>
+      <w:r>
+        <w:t>+m) applied to it is zero throughout the same region.</w:t>
       </w:r>
     </w:p>
     <w:p>
@@ -5035,7 +6795,196 @@
         <w:t xml:space="preserve"> </w:t>
       </w:r>
       <w:r>
-        <w:t>With [d_p, d_k†] = (2π)³δ³(p−k) and [d_p†, d_k] = −(2π)³δ³(p−k) (antisymmetry of the commutator), the d-term of [ψ(x),ψ̄(y)] picks up an extra minus sign relative to the anticommutator calculation of Section 2.1: [ψ(x),ψ̄(y)] = ∫d³p/((2π)³2E_p)[(p̸+m)e^(−ip·(x−y)) − (p̸−m)e^(+ip·(x−y))]. Using Exercise 2's identities, (p̸+m)e^(−ip(x−y)) = (i∂̸_x+m)e^(−ip(x−y)) and −(p̸−m)e^(+ip(x−y)) = (i∂̸_x+m)e^(+ip(x−y)) (since (i∂̸_x+m)e^(+ip(x−y)) = (−p̸+m)e^(+ip(x−y)) = −(p̸−m)e^(+ip(x−y))), so the whole integrand is (i∂̸_x+m) applied to the sum e^(−ip(x−y))+e^(+ip(x−y)), giving [ψ(x),ψ̄(y)] = (i∂̸_x+m)[D(x−y)+D(y−x)].</w:t>
+        <w:t>With [d</w:t>
+      </w:r>
+      <w:r>
+        <w:rPr>
+          <w:vertAlign w:val="subscript"/>
+        </w:rPr>
+        <w:t>p</w:t>
+      </w:r>
+      <w:r>
+        <w:t>, d</w:t>
+      </w:r>
+      <w:r>
+        <w:rPr>
+          <w:vertAlign w:val="subscript"/>
+        </w:rPr>
+        <w:t>k†</w:t>
+      </w:r>
+      <w:r>
+        <w:t>] = (2π)³δ³(p−k) and [d</w:t>
+      </w:r>
+      <w:r>
+        <w:rPr>
+          <w:vertAlign w:val="subscript"/>
+        </w:rPr>
+        <w:t>p†</w:t>
+      </w:r>
+      <w:r>
+        <w:t>, d</w:t>
+      </w:r>
+      <w:r>
+        <w:rPr>
+          <w:vertAlign w:val="subscript"/>
+        </w:rPr>
+        <w:t>k</w:t>
+      </w:r>
+      <w:r>
+        <w:t>] = −(2π)³δ³(p−k) (antisymmetry of the commutator), the d-term of [ψ(x),ψ̄(y)] picks up an extra minus sign relative to the anticommutator calculation of Section 2.1: [ψ(x),ψ̄(y)] = ∫d³p/((2π)³2E</w:t>
+      </w:r>
+      <w:r>
+        <w:rPr>
+          <w:vertAlign w:val="subscript"/>
+        </w:rPr>
+        <w:t>p</w:t>
+      </w:r>
+      <w:r>
+        <w:t>)[(p̸+m)e</w:t>
+      </w:r>
+      <w:r>
+        <w:rPr>
+          <w:vertAlign w:val="superscript"/>
+        </w:rPr>
+        <w:t>−ip·(x−y)</w:t>
+      </w:r>
+      <w:r>
+        <w:t xml:space="preserve"> − (p̸−m)e</w:t>
+      </w:r>
+      <w:r>
+        <w:rPr>
+          <w:vertAlign w:val="superscript"/>
+        </w:rPr>
+        <w:t>+ip·(x−y)</w:t>
+      </w:r>
+      <w:r>
+        <w:t>]. Using Exercise 2's identities, (p̸+m)e</w:t>
+      </w:r>
+      <w:r>
+        <w:rPr>
+          <w:vertAlign w:val="superscript"/>
+        </w:rPr>
+        <w:t>−ip(x−y)</w:t>
+      </w:r>
+      <w:r>
+        <w:t xml:space="preserve"> = (i∂̸</w:t>
+      </w:r>
+      <w:r>
+        <w:rPr>
+          <w:vertAlign w:val="subscript"/>
+        </w:rPr>
+        <w:t>x</w:t>
+      </w:r>
+      <w:r>
+        <w:t>+m)e</w:t>
+      </w:r>
+      <w:r>
+        <w:rPr>
+          <w:vertAlign w:val="superscript"/>
+        </w:rPr>
+        <w:t>−ip(x−y)</w:t>
+      </w:r>
+      <w:r>
+        <w:t xml:space="preserve"> and −(p̸−m)e</w:t>
+      </w:r>
+      <w:r>
+        <w:rPr>
+          <w:vertAlign w:val="superscript"/>
+        </w:rPr>
+        <w:t>+ip(x−y)</w:t>
+      </w:r>
+      <w:r>
+        <w:t xml:space="preserve"> = (i∂̸</w:t>
+      </w:r>
+      <w:r>
+        <w:rPr>
+          <w:vertAlign w:val="subscript"/>
+        </w:rPr>
+        <w:t>x</w:t>
+      </w:r>
+      <w:r>
+        <w:t>+m)e</w:t>
+      </w:r>
+      <w:r>
+        <w:rPr>
+          <w:vertAlign w:val="superscript"/>
+        </w:rPr>
+        <w:t>+ip(x−y)</w:t>
+      </w:r>
+      <w:r>
+        <w:t xml:space="preserve"> (since (i∂̸</w:t>
+      </w:r>
+      <w:r>
+        <w:rPr>
+          <w:vertAlign w:val="subscript"/>
+        </w:rPr>
+        <w:t>x</w:t>
+      </w:r>
+      <w:r>
+        <w:t>+m)e</w:t>
+      </w:r>
+      <w:r>
+        <w:rPr>
+          <w:vertAlign w:val="superscript"/>
+        </w:rPr>
+        <w:t>+ip(x−y)</w:t>
+      </w:r>
+      <w:r>
+        <w:t xml:space="preserve"> = (−p̸+m)e</w:t>
+      </w:r>
+      <w:r>
+        <w:rPr>
+          <w:vertAlign w:val="superscript"/>
+        </w:rPr>
+        <w:t>+ip(x−y)</w:t>
+      </w:r>
+      <w:r>
+        <w:t xml:space="preserve"> = −(p̸−m)e</w:t>
+      </w:r>
+      <w:r>
+        <w:rPr>
+          <w:vertAlign w:val="superscript"/>
+        </w:rPr>
+        <w:t>+ip(x−y)</w:t>
+      </w:r>
+      <w:r>
+        <w:t>), so the whole integrand is (i∂̸</w:t>
+      </w:r>
+      <w:r>
+        <w:rPr>
+          <w:vertAlign w:val="subscript"/>
+        </w:rPr>
+        <w:t>x</w:t>
+      </w:r>
+      <w:r>
+        <w:t>+m) applied to the sum e</w:t>
+      </w:r>
+      <w:r>
+        <w:rPr>
+          <w:vertAlign w:val="superscript"/>
+        </w:rPr>
+        <w:t>−ip(x−y)</w:t>
+      </w:r>
+      <w:r>
+        <w:t>+e</w:t>
+      </w:r>
+      <w:r>
+        <w:rPr>
+          <w:vertAlign w:val="superscript"/>
+        </w:rPr>
+        <w:t>+ip(x−y)</w:t>
+      </w:r>
+      <w:r>
+        <w:t>, giving [ψ(x),ψ̄(y)] = (i∂̸</w:t>
+      </w:r>
+      <w:r>
+        <w:rPr>
+          <w:vertAlign w:val="subscript"/>
+        </w:rPr>
+        <w:t>x</w:t>
+      </w:r>
+      <w:r>
+        <w:t>+m)[D(x−y)+D(y−x)].</w:t>
       </w:r>
     </w:p>
     <w:p>
@@ -5049,7 +6998,52 @@
         <w:t xml:space="preserve"> </w:t>
       </w:r>
       <w:r>
-        <w:t>With {a_p, a_q†} = (2π)³δ³, the same calculation as Section 2.1 gives {φ(x),φ(y)} = ∫d³p/((2π)³2E_p)[e^(−ip·(x−y)) + e^(ip·(x−y))] = D(x−y) + D(y−x), the even combination, because φ is real and built from a single species, so the two exponentials enter this single anticommutator with the same sign rather than being carried by two independently-signed species as for the Dirac field. By Section 2.2's argument this even combination does not vanish at spacelike separation, so an anticommutator-quantized real scalar field would fail to be causal, the mirror image of Section 2.3's conclusion for the Dirac field.</w:t>
+        <w:t>With {a</w:t>
+      </w:r>
+      <w:r>
+        <w:rPr>
+          <w:vertAlign w:val="subscript"/>
+        </w:rPr>
+        <w:t>p</w:t>
+      </w:r>
+      <w:r>
+        <w:t>, a</w:t>
+      </w:r>
+      <w:r>
+        <w:rPr>
+          <w:vertAlign w:val="subscript"/>
+        </w:rPr>
+        <w:t>q†</w:t>
+      </w:r>
+      <w:r>
+        <w:t>} = (2π)³δ³, the same calculation as Section 2.1 gives {φ(x),φ(y)} = ∫d³p/((2π)³2E</w:t>
+      </w:r>
+      <w:r>
+        <w:rPr>
+          <w:vertAlign w:val="subscript"/>
+        </w:rPr>
+        <w:t>p</w:t>
+      </w:r>
+      <w:r>
+        <w:t>)[e</w:t>
+      </w:r>
+      <w:r>
+        <w:rPr>
+          <w:vertAlign w:val="superscript"/>
+        </w:rPr>
+        <w:t>−ip·(x−y)</w:t>
+      </w:r>
+      <w:r>
+        <w:t xml:space="preserve"> + e</w:t>
+      </w:r>
+      <w:r>
+        <w:rPr>
+          <w:vertAlign w:val="superscript"/>
+        </w:rPr>
+        <w:t>ip·(x−y)</w:t>
+      </w:r>
+      <w:r>
+        <w:t>] = D(x−y) + D(y−x), the even combination, because φ is real and built from a single species, so the two exponentials enter this single anticommutator with the same sign rather than being carried by two independently-signed species as for the Dirac field. By Section 2.2's argument this even combination does not vanish at spacelike separation, so an anticommutator-quantized real scalar field would fail to be causal, the mirror image of Section 2.3's conclusion for the Dirac field.</w:t>
       </w:r>
     </w:p>
     <w:p>
@@ -5063,7 +7057,142 @@
         <w:t xml:space="preserve"> </w:t>
       </w:r>
       <w:r>
-        <w:t>c_1†|0⟩ = |1,0,0⟩ (no modes before mode 1). c_3†|1,0,0⟩: mode 3 is empty, and modes 1 and 2 come before it, with n_1=1, n_2=0, so the sign is (−1)^(1+0) = −1, giving c_3†c_1†|0⟩ = −|1,0,1⟩. Directly, c_3†c_1†|0⟩ = −c_1†c_3†|0⟩; defining |1,0,1⟩ = c_1†c_3†|0⟩ (creation in label order) makes c_3†c_1†|0⟩ = −|1,0,1⟩, matching.</w:t>
+        <w:t>c</w:t>
+      </w:r>
+      <w:r>
+        <w:rPr>
+          <w:vertAlign w:val="subscript"/>
+        </w:rPr>
+        <w:t>1†</w:t>
+      </w:r>
+      <w:r>
+        <w:t>|0⟩ = |1,0,0⟩ (no modes before mode 1). c</w:t>
+      </w:r>
+      <w:r>
+        <w:rPr>
+          <w:vertAlign w:val="subscript"/>
+        </w:rPr>
+        <w:t>3†</w:t>
+      </w:r>
+      <w:r>
+        <w:t>|1,0,0⟩: mode 3 is empty, and modes 1 and 2 come before it, with n</w:t>
+      </w:r>
+      <w:r>
+        <w:rPr>
+          <w:vertAlign w:val="subscript"/>
+        </w:rPr>
+        <w:t>1</w:t>
+      </w:r>
+      <w:r>
+        <w:t>=1, n</w:t>
+      </w:r>
+      <w:r>
+        <w:rPr>
+          <w:vertAlign w:val="subscript"/>
+        </w:rPr>
+        <w:t>2</w:t>
+      </w:r>
+      <w:r>
+        <w:t>=0, so the sign is (−1)</w:t>
+      </w:r>
+      <w:r>
+        <w:rPr>
+          <w:vertAlign w:val="superscript"/>
+        </w:rPr>
+        <w:t>1+0</w:t>
+      </w:r>
+      <w:r>
+        <w:t xml:space="preserve"> = −1, giving c</w:t>
+      </w:r>
+      <w:r>
+        <w:rPr>
+          <w:vertAlign w:val="subscript"/>
+        </w:rPr>
+        <w:t>3†</w:t>
+      </w:r>
+      <w:r>
+        <w:t>c</w:t>
+      </w:r>
+      <w:r>
+        <w:rPr>
+          <w:vertAlign w:val="subscript"/>
+        </w:rPr>
+        <w:t>1†</w:t>
+      </w:r>
+      <w:r>
+        <w:t>|0⟩ = −|1,0,1⟩. Directly, c</w:t>
+      </w:r>
+      <w:r>
+        <w:rPr>
+          <w:vertAlign w:val="subscript"/>
+        </w:rPr>
+        <w:t>3†</w:t>
+      </w:r>
+      <w:r>
+        <w:t>c</w:t>
+      </w:r>
+      <w:r>
+        <w:rPr>
+          <w:vertAlign w:val="subscript"/>
+        </w:rPr>
+        <w:t>1†</w:t>
+      </w:r>
+      <w:r>
+        <w:t>|0⟩ = −c</w:t>
+      </w:r>
+      <w:r>
+        <w:rPr>
+          <w:vertAlign w:val="subscript"/>
+        </w:rPr>
+        <w:t>1†</w:t>
+      </w:r>
+      <w:r>
+        <w:t>c</w:t>
+      </w:r>
+      <w:r>
+        <w:rPr>
+          <w:vertAlign w:val="subscript"/>
+        </w:rPr>
+        <w:t>3†</w:t>
+      </w:r>
+      <w:r>
+        <w:t>|0⟩; defining |1,0,1⟩ = c</w:t>
+      </w:r>
+      <w:r>
+        <w:rPr>
+          <w:vertAlign w:val="subscript"/>
+        </w:rPr>
+        <w:t>1†</w:t>
+      </w:r>
+      <w:r>
+        <w:t>c</w:t>
+      </w:r>
+      <w:r>
+        <w:rPr>
+          <w:vertAlign w:val="subscript"/>
+        </w:rPr>
+        <w:t>3†</w:t>
+      </w:r>
+      <w:r>
+        <w:t>|0⟩ (creation in label order) makes c</w:t>
+      </w:r>
+      <w:r>
+        <w:rPr>
+          <w:vertAlign w:val="subscript"/>
+        </w:rPr>
+        <w:t>3†</w:t>
+      </w:r>
+      <w:r>
+        <w:t>c</w:t>
+      </w:r>
+      <w:r>
+        <w:rPr>
+          <w:vertAlign w:val="subscript"/>
+        </w:rPr>
+        <w:t>1†</w:t>
+      </w:r>
+      <w:r>
+        <w:t>|0⟩ = −|1,0,1⟩, matching.</w:t>
       </w:r>
     </w:p>
     <w:p>
@@ -5077,7 +7206,133 @@
         <w:t xml:space="preserve"> </w:t>
       </w:r>
       <w:r>
-        <w:t>With n_k=0, c_k†|…,0_k,…⟩ = (1−0)(−1)^(Σ_(i&lt;k)n_i)|…,1_k,…⟩, and then c_k|…,1_k,…⟩ = 1·(−1)^(Σ_(i&lt;k)n_i)|…,0_k,…⟩ (the sum Σ_(i&lt;k)n_i is unchanged, since it only counts modes before k, and mode k's own occupation does not enter it). Multiplying, c_kc_k†|…,0_k,…⟩ = (−1)^(2Σ_(i&lt;k)n_i)|…,0_k,…⟩ = |…,0_k,…⟩, since the sign squares to +1. The same cancellation gives c_k†c_k|…,1_k,…⟩ = |…,1_k,…⟩. The sign always cancels between a c_k and a following c_k† (or vice versa) on the same state because both carry the identical sign factor, depending only on the occupation of modes before k, unaffected by the action on mode k itself.</w:t>
+        <w:t>With n</w:t>
+      </w:r>
+      <w:r>
+        <w:rPr>
+          <w:vertAlign w:val="subscript"/>
+        </w:rPr>
+        <w:t>k</w:t>
+      </w:r>
+      <w:r>
+        <w:t>=0, c</w:t>
+      </w:r>
+      <w:r>
+        <w:rPr>
+          <w:vertAlign w:val="subscript"/>
+        </w:rPr>
+        <w:t>k†</w:t>
+      </w:r>
+      <w:r>
+        <w:t>|…,0_k,…⟩ = (1−0)(−1)</w:t>
+      </w:r>
+      <w:r>
+        <w:rPr>
+          <w:vertAlign w:val="superscript"/>
+        </w:rPr>
+        <w:t>Σ_(i&lt;k)nᵢ</w:t>
+      </w:r>
+      <w:r>
+        <w:t>|…,1_k,…⟩, and then c</w:t>
+      </w:r>
+      <w:r>
+        <w:rPr>
+          <w:vertAlign w:val="subscript"/>
+        </w:rPr>
+        <w:t>k</w:t>
+      </w:r>
+      <w:r>
+        <w:t>|…,1_k,…⟩ = 1·(−1)</w:t>
+      </w:r>
+      <w:r>
+        <w:rPr>
+          <w:vertAlign w:val="superscript"/>
+        </w:rPr>
+        <w:t>Σ_(i&lt;k)nᵢ</w:t>
+      </w:r>
+      <w:r>
+        <w:t>|…,0_k,…⟩ (the sum Σ</w:t>
+      </w:r>
+      <w:r>
+        <w:rPr>
+          <w:vertAlign w:val="subscript"/>
+        </w:rPr>
+        <w:t>i&lt;k</w:t>
+      </w:r>
+      <w:r>
+        <w:t>n</w:t>
+      </w:r>
+      <w:r>
+        <w:rPr>
+          <w:vertAlign w:val="subscript"/>
+        </w:rPr>
+        <w:t>i</w:t>
+      </w:r>
+      <w:r>
+        <w:t xml:space="preserve"> is unchanged, since it only counts modes before k, and mode k's own occupation does not enter it). Multiplying, c</w:t>
+      </w:r>
+      <w:r>
+        <w:rPr>
+          <w:vertAlign w:val="subscript"/>
+        </w:rPr>
+        <w:t>k</w:t>
+      </w:r>
+      <w:r>
+        <w:t>c</w:t>
+      </w:r>
+      <w:r>
+        <w:rPr>
+          <w:vertAlign w:val="subscript"/>
+        </w:rPr>
+        <w:t>k†</w:t>
+      </w:r>
+      <w:r>
+        <w:t>|…,0_k,…⟩ = (−1)</w:t>
+      </w:r>
+      <w:r>
+        <w:rPr>
+          <w:vertAlign w:val="superscript"/>
+        </w:rPr>
+        <w:t>2Σ_(i&lt;k)nᵢ</w:t>
+      </w:r>
+      <w:r>
+        <w:t>|…,0_k,…⟩ = |…,0_k,…⟩, since the sign squares to +1. The same cancellation gives c</w:t>
+      </w:r>
+      <w:r>
+        <w:rPr>
+          <w:vertAlign w:val="subscript"/>
+        </w:rPr>
+        <w:t>k†</w:t>
+      </w:r>
+      <w:r>
+        <w:t>c</w:t>
+      </w:r>
+      <w:r>
+        <w:rPr>
+          <w:vertAlign w:val="subscript"/>
+        </w:rPr>
+        <w:t>k</w:t>
+      </w:r>
+      <w:r>
+        <w:t>|…,1_k,…⟩ = |…,1_k,…⟩. The sign always cancels between a c</w:t>
+      </w:r>
+      <w:r>
+        <w:rPr>
+          <w:vertAlign w:val="subscript"/>
+        </w:rPr>
+        <w:t>k</w:t>
+      </w:r>
+      <w:r>
+        <w:t xml:space="preserve"> and a following c</w:t>
+      </w:r>
+      <w:r>
+        <w:rPr>
+          <w:vertAlign w:val="subscript"/>
+        </w:rPr>
+        <w:t>k†</w:t>
+      </w:r>
+      <w:r>
+        <w:t xml:space="preserve"> (or vice versa) on the same state because both carry the identical sign factor, depending only on the occupation of modes before k, unaffected by the action on mode k itself.</w:t>
       </w:r>
     </w:p>
     <w:p>
@@ -5091,7 +7346,52 @@
         <w:t xml:space="preserve"> </w:t>
       </w:r>
       <w:r>
-        <w:t>Section 5.1 gives ψ(x)ψ̄(y) = :ψ(x)ψ̄(y): + S(x−y); Section 5.2 gives ψ̄(y)ψ(x) = −:ψ(x)ψ̄(y): − (i∂̸_x+m)D(y−x). Adding, the normal-ordered terms cancel: ψ(x)ψ̄(y) + ψ̄(y)ψ(x) = {ψ(x),ψ̄(y)} = S(x−y) − (i∂̸_x+m)D(y−x) = (i∂̸_x+m)D(x−y) − (i∂̸_x+m)D(y−x) = (i∂̸_x+m)[D(x−y)−D(y−x)], exactly Section 2.1's formula.</w:t>
+        <w:t>Section 5.1 gives ψ(x)ψ̄(y) = :ψ(x)ψ̄(y): + S(x−y); Section 5.2 gives ψ̄(y)ψ(x) = −:ψ(x)ψ̄(y): − (i∂̸</w:t>
+      </w:r>
+      <w:r>
+        <w:rPr>
+          <w:vertAlign w:val="subscript"/>
+        </w:rPr>
+        <w:t>x</w:t>
+      </w:r>
+      <w:r>
+        <w:t>+m)D(y−x). Adding, the normal-ordered terms cancel: ψ(x)ψ̄(y) + ψ̄(y)ψ(x) = {ψ(x),ψ̄(y)} = S(x−y) − (i∂̸</w:t>
+      </w:r>
+      <w:r>
+        <w:rPr>
+          <w:vertAlign w:val="subscript"/>
+        </w:rPr>
+        <w:t>x</w:t>
+      </w:r>
+      <w:r>
+        <w:t>+m)D(y−x) = (i∂̸</w:t>
+      </w:r>
+      <w:r>
+        <w:rPr>
+          <w:vertAlign w:val="subscript"/>
+        </w:rPr>
+        <w:t>x</w:t>
+      </w:r>
+      <w:r>
+        <w:t>+m)D(x−y) − (i∂̸</w:t>
+      </w:r>
+      <w:r>
+        <w:rPr>
+          <w:vertAlign w:val="subscript"/>
+        </w:rPr>
+        <w:t>x</w:t>
+      </w:r>
+      <w:r>
+        <w:t>+m)D(y−x) = (i∂̸</w:t>
+      </w:r>
+      <w:r>
+        <w:rPr>
+          <w:vertAlign w:val="subscript"/>
+        </w:rPr>
+        <w:t>x</w:t>
+      </w:r>
+      <w:r>
+        <w:t>+m)[D(x−y)−D(y−x)], exactly Section 2.1's formula.</w:t>
       </w:r>
     </w:p>
     <w:p>
@@ -5105,7 +7405,178 @@
         <w:t xml:space="preserve"> </w:t>
       </w:r>
       <w:r>
-        <w:t>(i∂̸_x−m)(i∂̸_x+m) = (i∂̸_x)² − m² = i²γ^μγ^ν∂_μ∂_ν − m² = −(1/2){γ^μ,γ^ν}∂_μ∂_ν − m² (using that ∂_μ∂_ν is symmetric, so only the symmetric part of γ^μγ^ν survives, the argument of Lesson 20, Section 4.1) = −g^μν∂_μ∂_ν − m² = −□_x − m².</w:t>
+        <w:t>(i∂̸</w:t>
+      </w:r>
+      <w:r>
+        <w:rPr>
+          <w:vertAlign w:val="subscript"/>
+        </w:rPr>
+        <w:t>x</w:t>
+      </w:r>
+      <w:r>
+        <w:t>−m)(i∂̸</w:t>
+      </w:r>
+      <w:r>
+        <w:rPr>
+          <w:vertAlign w:val="subscript"/>
+        </w:rPr>
+        <w:t>x</w:t>
+      </w:r>
+      <w:r>
+        <w:t>+m) = (i∂̸</w:t>
+      </w:r>
+      <w:r>
+        <w:rPr>
+          <w:vertAlign w:val="subscript"/>
+        </w:rPr>
+        <w:t>x</w:t>
+      </w:r>
+      <w:r>
+        <w:t>)² − m² = i²γ</w:t>
+      </w:r>
+      <w:r>
+        <w:rPr>
+          <w:vertAlign w:val="superscript"/>
+        </w:rPr>
+        <w:t>μ</w:t>
+      </w:r>
+      <w:r>
+        <w:t>γ</w:t>
+      </w:r>
+      <w:r>
+        <w:rPr>
+          <w:vertAlign w:val="superscript"/>
+        </w:rPr>
+        <w:t>ν</w:t>
+      </w:r>
+      <w:r>
+        <w:t>∂</w:t>
+      </w:r>
+      <w:r>
+        <w:rPr>
+          <w:vertAlign w:val="subscript"/>
+        </w:rPr>
+        <w:t>μ</w:t>
+      </w:r>
+      <w:r>
+        <w:t>∂</w:t>
+      </w:r>
+      <w:r>
+        <w:rPr>
+          <w:vertAlign w:val="subscript"/>
+        </w:rPr>
+        <w:t>ν</w:t>
+      </w:r>
+      <w:r>
+        <w:t xml:space="preserve"> − m² = −(1/2){γ</w:t>
+      </w:r>
+      <w:r>
+        <w:rPr>
+          <w:vertAlign w:val="superscript"/>
+        </w:rPr>
+        <w:t>μ</w:t>
+      </w:r>
+      <w:r>
+        <w:t>,γ</w:t>
+      </w:r>
+      <w:r>
+        <w:rPr>
+          <w:vertAlign w:val="superscript"/>
+        </w:rPr>
+        <w:t>ν</w:t>
+      </w:r>
+      <w:r>
+        <w:t>}∂</w:t>
+      </w:r>
+      <w:r>
+        <w:rPr>
+          <w:vertAlign w:val="subscript"/>
+        </w:rPr>
+        <w:t>μ</w:t>
+      </w:r>
+      <w:r>
+        <w:t>∂</w:t>
+      </w:r>
+      <w:r>
+        <w:rPr>
+          <w:vertAlign w:val="subscript"/>
+        </w:rPr>
+        <w:t>ν</w:t>
+      </w:r>
+      <w:r>
+        <w:t xml:space="preserve"> − m² (using that ∂</w:t>
+      </w:r>
+      <w:r>
+        <w:rPr>
+          <w:vertAlign w:val="subscript"/>
+        </w:rPr>
+        <w:t>μ</w:t>
+      </w:r>
+      <w:r>
+        <w:t>∂</w:t>
+      </w:r>
+      <w:r>
+        <w:rPr>
+          <w:vertAlign w:val="subscript"/>
+        </w:rPr>
+        <w:t>ν</w:t>
+      </w:r>
+      <w:r>
+        <w:t xml:space="preserve"> is symmetric, so only the symmetric part of γ</w:t>
+      </w:r>
+      <w:r>
+        <w:rPr>
+          <w:vertAlign w:val="superscript"/>
+        </w:rPr>
+        <w:t>μ</w:t>
+      </w:r>
+      <w:r>
+        <w:t>γ</w:t>
+      </w:r>
+      <w:r>
+        <w:rPr>
+          <w:vertAlign w:val="superscript"/>
+        </w:rPr>
+        <w:t>ν</w:t>
+      </w:r>
+      <w:r>
+        <w:t xml:space="preserve"> survives, the argument of Lesson 20, Section 4.1) = −g</w:t>
+      </w:r>
+      <w:r>
+        <w:rPr>
+          <w:vertAlign w:val="superscript"/>
+        </w:rPr>
+        <w:t>μν</w:t>
+      </w:r>
+      <w:r>
+        <w:t>∂</w:t>
+      </w:r>
+      <w:r>
+        <w:rPr>
+          <w:vertAlign w:val="subscript"/>
+        </w:rPr>
+        <w:t>μ</w:t>
+      </w:r>
+      <w:r>
+        <w:t>∂</w:t>
+      </w:r>
+      <w:r>
+        <w:rPr>
+          <w:vertAlign w:val="subscript"/>
+        </w:rPr>
+        <w:t>ν</w:t>
+      </w:r>
+      <w:r>
+        <w:t xml:space="preserve"> − m² = −□</w:t>
+      </w:r>
+      <w:r>
+        <w:rPr>
+          <w:vertAlign w:val="subscript"/>
+        </w:rPr>
+        <w:t>x</w:t>
+      </w:r>
+      <w:r>
+        <w:t xml:space="preserve"> − m².</w:t>
       </w:r>
     </w:p>
     <w:p>
@@ -5119,7 +7590,79 @@
         <w:t xml:space="preserve"> </w:t>
       </w:r>
       <w:r>
-        <w:t>From Exercise 10, (i∂̸_x−m)S(x−y) = (i∂̸_x−m)(i∂̸_x+m)D(x−y) = −(□_x+m²)D(x−y). D solves the Klein–Gordon equation with the same mass m used to build the plane waves E_p=√(|p|²+m²) (Lesson 32, Section 3.1), so (□_x+m²)D(x−y)=0 exactly for that mass, giving (i∂̸_x−m)S(x−y)=0. If a mismatched mass m′ ≠ m were used in the operator i∂̸_x−m′ while D was still built from modes of mass m, the calculation would instead give (m²−m′²)D(x−y) ≠ 0, so S would not solve the "wrong-mass" Dirac equation; only the equation with the field's own mass is satisfied.</w:t>
+        <w:t>From Exercise 10, (i∂̸</w:t>
+      </w:r>
+      <w:r>
+        <w:rPr>
+          <w:vertAlign w:val="subscript"/>
+        </w:rPr>
+        <w:t>x</w:t>
+      </w:r>
+      <w:r>
+        <w:t>−m)S(x−y) = (i∂̸</w:t>
+      </w:r>
+      <w:r>
+        <w:rPr>
+          <w:vertAlign w:val="subscript"/>
+        </w:rPr>
+        <w:t>x</w:t>
+      </w:r>
+      <w:r>
+        <w:t>−m)(i∂̸</w:t>
+      </w:r>
+      <w:r>
+        <w:rPr>
+          <w:vertAlign w:val="subscript"/>
+        </w:rPr>
+        <w:t>x</w:t>
+      </w:r>
+      <w:r>
+        <w:t>+m)D(x−y) = −(□</w:t>
+      </w:r>
+      <w:r>
+        <w:rPr>
+          <w:vertAlign w:val="subscript"/>
+        </w:rPr>
+        <w:t>x</w:t>
+      </w:r>
+      <w:r>
+        <w:t>+m²)D(x−y). D solves the Klein–Gordon equation with the same mass m used to build the plane waves E</w:t>
+      </w:r>
+      <w:r>
+        <w:rPr>
+          <w:vertAlign w:val="subscript"/>
+        </w:rPr>
+        <w:t>p</w:t>
+      </w:r>
+      <w:r>
+        <w:t>=√(|p|²+m²) (Lesson 32, Section 3.1), so (□</w:t>
+      </w:r>
+      <w:r>
+        <w:rPr>
+          <w:vertAlign w:val="subscript"/>
+        </w:rPr>
+        <w:t>x</w:t>
+      </w:r>
+      <w:r>
+        <w:t>+m²)D(x−y)=0 exactly for that mass, giving (i∂̸</w:t>
+      </w:r>
+      <w:r>
+        <w:rPr>
+          <w:vertAlign w:val="subscript"/>
+        </w:rPr>
+        <w:t>x</w:t>
+      </w:r>
+      <w:r>
+        <w:t>−m)S(x−y)=0. If a mismatched mass m′ ≠ m were used in the operator i∂̸</w:t>
+      </w:r>
+      <w:r>
+        <w:rPr>
+          <w:vertAlign w:val="subscript"/>
+        </w:rPr>
+        <w:t>x</w:t>
+      </w:r>
+      <w:r>
+        <w:t>−m′ while D was still built from modes of mass m, the calculation would instead give (m²−m′²)D(x−y) ≠ 0, so S would not solve the "wrong-mass" Dirac equation; only the equation with the field's own mass is satisfied.</w:t>
       </w:r>
     </w:p>
     <w:p>
@@ -5175,7 +7718,16 @@
         <w:t xml:space="preserve"> </w:t>
       </w:r>
       <w:r>
-        <w:t>As in Lesson 35, Worked example 3, dividing six objects into three unordered pairs gives 5×3×1=15 pairings, a purely combinatorial count independent of statistics. For fermions, each of the 15 pairings additionally carries a sign (−1)^P determined by the number of transpositions needed to bring that particular set of pairs adjacent, so the 15 terms are not all added with the same sign the way the 15 bosonic terms are; some enter with a plus and some with a minus, according to Section 6.2's rule.</w:t>
+        <w:t>As in Lesson 35, Worked example 3, dividing six objects into three unordered pairs gives 5×3×1=15 pairings, a purely combinatorial count independent of statistics. For fermions, each of the 15 pairings additionally carries a sign (−1)</w:t>
+      </w:r>
+      <w:r>
+        <w:rPr>
+          <w:vertAlign w:val="superscript"/>
+        </w:rPr>
+        <w:t>P</w:t>
+      </w:r>
+      <w:r>
+        <w:t xml:space="preserve"> determined by the number of transpositions needed to bring that particular set of pairs adjacent, so the 15 terms are not all added with the same sign the way the 15 bosonic terms are; some enter with a plus and some with a minus, according to Section 6.2's rule.</w:t>
       </w:r>
     </w:p>
     <w:p>
@@ -5189,7 +7741,223 @@
         <w:t xml:space="preserve"> </w:t>
       </w:r>
       <w:r>
-        <w:t>Q = q(N_b − N_d) with N_b = Σ_k b_k†b_k (schematically, one mode per momentum and spin) is diagonal in the occupation-number basis, with eigenvalue q Σ_k(n_(b,k) − n_(d,k)) on |{n_(b,k)}, {n_(d,k)}⟩. Acting with a single b_j on such an eigenstate, the sign factor (−1)^(Σ_(i&lt;j)n_i) from Section 4.2 depends only on which modes with label less than j are occupied, a property of the state itself, not of which operator (b_j, b_j†, or any N_k in the sum defining Q) is being applied; since every term of Q is itself diagonal (built from b_k†b_k or d_k†d_k, each of which returns the same state up to its eigenvalue, with no net sign, by Exercise 8), Q passes through the sign factor unchanged, and one finds [Q, b_j] = −q b_j and [Q, d_j] = +q d_j, the expected charge-lowering and charge-raising commutators, with no extra complication from the ordering sign.</w:t>
+        <w:t>Q = q(N</w:t>
+      </w:r>
+      <w:r>
+        <w:rPr>
+          <w:vertAlign w:val="subscript"/>
+        </w:rPr>
+        <w:t>b</w:t>
+      </w:r>
+      <w:r>
+        <w:t xml:space="preserve"> − N</w:t>
+      </w:r>
+      <w:r>
+        <w:rPr>
+          <w:vertAlign w:val="subscript"/>
+        </w:rPr>
+        <w:t>d</w:t>
+      </w:r>
+      <w:r>
+        <w:t>) with N</w:t>
+      </w:r>
+      <w:r>
+        <w:rPr>
+          <w:vertAlign w:val="subscript"/>
+        </w:rPr>
+        <w:t>b</w:t>
+      </w:r>
+      <w:r>
+        <w:t xml:space="preserve"> = Σ</w:t>
+      </w:r>
+      <w:r>
+        <w:rPr>
+          <w:vertAlign w:val="subscript"/>
+        </w:rPr>
+        <w:t>k</w:t>
+      </w:r>
+      <w:r>
+        <w:t xml:space="preserve"> b</w:t>
+      </w:r>
+      <w:r>
+        <w:rPr>
+          <w:vertAlign w:val="subscript"/>
+        </w:rPr>
+        <w:t>k†</w:t>
+      </w:r>
+      <w:r>
+        <w:t>b</w:t>
+      </w:r>
+      <w:r>
+        <w:rPr>
+          <w:vertAlign w:val="subscript"/>
+        </w:rPr>
+        <w:t>k</w:t>
+      </w:r>
+      <w:r>
+        <w:t xml:space="preserve"> (schematically, one mode per momentum and spin) is diagonal in the occupation-number basis, with eigenvalue q Σ</w:t>
+      </w:r>
+      <w:r>
+        <w:rPr>
+          <w:vertAlign w:val="subscript"/>
+        </w:rPr>
+        <w:t>k</w:t>
+      </w:r>
+      <w:r>
+        <w:t>(n</w:t>
+      </w:r>
+      <w:r>
+        <w:rPr>
+          <w:vertAlign w:val="subscript"/>
+        </w:rPr>
+        <w:t>b,k</w:t>
+      </w:r>
+      <w:r>
+        <w:t xml:space="preserve"> − n</w:t>
+      </w:r>
+      <w:r>
+        <w:rPr>
+          <w:vertAlign w:val="subscript"/>
+        </w:rPr>
+        <w:t>d,k</w:t>
+      </w:r>
+      <w:r>
+        <w:t>) on |{n</w:t>
+      </w:r>
+      <w:r>
+        <w:rPr>
+          <w:vertAlign w:val="subscript"/>
+        </w:rPr>
+        <w:t>b,k</w:t>
+      </w:r>
+      <w:r>
+        <w:t>}, {n</w:t>
+      </w:r>
+      <w:r>
+        <w:rPr>
+          <w:vertAlign w:val="subscript"/>
+        </w:rPr>
+        <w:t>d,k</w:t>
+      </w:r>
+      <w:r>
+        <w:t>}⟩. Acting with a single b</w:t>
+      </w:r>
+      <w:r>
+        <w:rPr>
+          <w:vertAlign w:val="subscript"/>
+        </w:rPr>
+        <w:t>j</w:t>
+      </w:r>
+      <w:r>
+        <w:t xml:space="preserve"> on such an eigenstate, the sign factor (−1)</w:t>
+      </w:r>
+      <w:r>
+        <w:rPr>
+          <w:vertAlign w:val="superscript"/>
+        </w:rPr>
+        <w:t>Σ_(i&lt;j)nᵢ</w:t>
+      </w:r>
+      <w:r>
+        <w:t xml:space="preserve"> from Section 4.2 depends only on which modes with label less than j are occupied, a property of the state itself, not of which operator (b</w:t>
+      </w:r>
+      <w:r>
+        <w:rPr>
+          <w:vertAlign w:val="subscript"/>
+        </w:rPr>
+        <w:t>j</w:t>
+      </w:r>
+      <w:r>
+        <w:t>, b</w:t>
+      </w:r>
+      <w:r>
+        <w:rPr>
+          <w:vertAlign w:val="subscript"/>
+        </w:rPr>
+        <w:t>j†</w:t>
+      </w:r>
+      <w:r>
+        <w:t>, or any N</w:t>
+      </w:r>
+      <w:r>
+        <w:rPr>
+          <w:vertAlign w:val="subscript"/>
+        </w:rPr>
+        <w:t>k</w:t>
+      </w:r>
+      <w:r>
+        <w:t xml:space="preserve"> in the sum defining Q) is being applied; since every term of Q is itself diagonal (built from b</w:t>
+      </w:r>
+      <w:r>
+        <w:rPr>
+          <w:vertAlign w:val="subscript"/>
+        </w:rPr>
+        <w:t>k†</w:t>
+      </w:r>
+      <w:r>
+        <w:t>b</w:t>
+      </w:r>
+      <w:r>
+        <w:rPr>
+          <w:vertAlign w:val="subscript"/>
+        </w:rPr>
+        <w:t>k</w:t>
+      </w:r>
+      <w:r>
+        <w:t xml:space="preserve"> or d</w:t>
+      </w:r>
+      <w:r>
+        <w:rPr>
+          <w:vertAlign w:val="subscript"/>
+        </w:rPr>
+        <w:t>k†</w:t>
+      </w:r>
+      <w:r>
+        <w:t>d</w:t>
+      </w:r>
+      <w:r>
+        <w:rPr>
+          <w:vertAlign w:val="subscript"/>
+        </w:rPr>
+        <w:t>k</w:t>
+      </w:r>
+      <w:r>
+        <w:t>, each of which returns the same state up to its eigenvalue, with no net sign, by Exercise 8), Q passes through the sign factor unchanged, and one finds [Q, b</w:t>
+      </w:r>
+      <w:r>
+        <w:rPr>
+          <w:vertAlign w:val="subscript"/>
+        </w:rPr>
+        <w:t>j</w:t>
+      </w:r>
+      <w:r>
+        <w:t>] = −q b</w:t>
+      </w:r>
+      <w:r>
+        <w:rPr>
+          <w:vertAlign w:val="subscript"/>
+        </w:rPr>
+        <w:t>j</w:t>
+      </w:r>
+      <w:r>
+        <w:t xml:space="preserve"> and [Q, d</w:t>
+      </w:r>
+      <w:r>
+        <w:rPr>
+          <w:vertAlign w:val="subscript"/>
+        </w:rPr>
+        <w:t>j</w:t>
+      </w:r>
+      <w:r>
+        <w:t>] = +q d</w:t>
+      </w:r>
+      <w:r>
+        <w:rPr>
+          <w:vertAlign w:val="subscript"/>
+        </w:rPr>
+        <w:t>j</w:t>
+      </w:r>
+      <w:r>
+        <w:t>, the expected charge-lowering and charge-raising commutators, with no extra complication from the ordering sign.</w:t>
       </w:r>
     </w:p>
     <w:p>
@@ -5197,71 +7965,12 @@
         <w:pStyle w:val="Heading2"/>
       </w:pPr>
       <w:r>
-        <w:t>Mastery checklist</w:t>
+        <w:t>Mastery check</w:t>
       </w:r>
     </w:p>
     <w:p>
-      <w:pPr>
-        <w:pStyle w:val="ListBullet"/>
-      </w:pPr>
-      <w:r>
-        <w:t>I can state, in outline, why the constrained structure of the Dirac Lagrangian favors a symmetric bracket, without needing the full Grassmann formalism.</w:t>
-      </w:r>
-    </w:p>
-    <w:p>
-      <w:pPr>
-        <w:pStyle w:val="ListBullet"/>
-      </w:pPr>
-      <w:r>
-        <w:t>I can derive {ψ(x), ψ̄(y)} = (i∂̸_x+m)[D(x−y)−D(y−x)] from the mode expansion and the spinor completeness relations.</w:t>
-      </w:r>
-    </w:p>
-    <w:p>
-      <w:pPr>
-        <w:pStyle w:val="ListBullet"/>
-      </w:pPr>
-      <w:r>
-        <w:t>I can explain why this anticommutator vanishes at spacelike separation and why the corresponding commutator would not.</w:t>
-      </w:r>
-    </w:p>
-    <w:p>
-      <w:pPr>
-        <w:pStyle w:val="ListBullet"/>
-      </w:pPr>
-      <w:r>
-        <w:t>I can state the spin-statistics theorem and name the two arguments, boundedness and causality, that verify it for the free Dirac and scalar fields.</w:t>
-      </w:r>
-    </w:p>
-    <w:p>
-      <w:pPr>
-        <w:pStyle w:val="ListBullet"/>
-      </w:pPr>
-      <w:r>
-        <w:t>I can apply the sign rule for creation and annihilation operators on an ordered occupation-number state and relate it to the sign of a determinant under column exchange.</w:t>
-      </w:r>
-    </w:p>
-    <w:p>
-      <w:pPr>
-        <w:pStyle w:val="ListBullet"/>
-      </w:pPr>
-      <w:r>
-        <w:t>I can define S(x−y) and show it satisfies the free Dirac equation.</w:t>
-      </w:r>
-    </w:p>
-    <w:p>
-      <w:pPr>
-        <w:pStyle w:val="ListBullet"/>
-      </w:pPr>
-      <w:r>
-        <w:t>I can derive the four-fermion vacuum expectation value and identify where its relative minus sign comes from.</w:t>
-      </w:r>
-    </w:p>
-    <w:p>
-      <w:pPr>
-        <w:pStyle w:val="ListBullet"/>
-      </w:pPr>
-      <w:r>
-        <w:t>I can explain, at least in outline, why a closed fermion loop in a Feynman diagram carries an overall minus sign.</w:t>
+      <w:r>
+        <w:t>Before moving on, do the Core exercises without looking at the solutions and state this lesson's main result from memory. If both go smoothly, continue; if not, reread the sections the missed exercises cite.</w:t>
       </w:r>
     </w:p>
     <w:p>
@@ -5313,7 +8022,7 @@
         <w:color w:val="5A5A5A"/>
         <w:sz w:val="16"/>
       </w:rPr>
-      <w:t>QED Course   Lesson 37</w:t>
+      <w:t>A QED Course   Lesson 37</w:t>
     </w:r>
   </w:p>
 </w:hdr>
